--- a/src/PracLes4/Отчет4.docx
+++ b/src/PracLes4/Отчет4.docx
@@ -39,63 +39,14 @@
           <w:sz w:val="24"/>
           <w:szCs w:val="24"/>
         </w:rPr>
-        <w:t xml:space="preserve">Попробуйте добавить </w:t>
-      </w:r>
-      <w:proofErr w:type="spellStart"/>
-      <w:r>
-        <w:rPr>
-          <w:b/>
-          <w:bCs/>
-          <w:i/>
-          <w:iCs/>
-          <w:sz w:val="24"/>
-          <w:szCs w:val="24"/>
-        </w:rPr>
-        <w:t>static</w:t>
-      </w:r>
-      <w:proofErr w:type="spellEnd"/>
-      <w:r>
-        <w:rPr>
-          <w:b/>
-          <w:bCs/>
-          <w:i/>
-          <w:iCs/>
-          <w:sz w:val="24"/>
-          <w:szCs w:val="24"/>
-        </w:rPr>
-        <w:t xml:space="preserve"> к классу Book. Что изменится? Почему потеряется доступ к </w:t>
-      </w:r>
-      <w:proofErr w:type="spellStart"/>
-      <w:r>
-        <w:rPr>
-          <w:b/>
-          <w:bCs/>
-          <w:i/>
-          <w:iCs/>
-          <w:sz w:val="24"/>
-          <w:szCs w:val="24"/>
-        </w:rPr>
-        <w:t>name</w:t>
-      </w:r>
-      <w:proofErr w:type="spellEnd"/>
-      <w:r>
-        <w:rPr>
-          <w:b/>
-          <w:bCs/>
-          <w:i/>
-          <w:iCs/>
-          <w:sz w:val="24"/>
-          <w:szCs w:val="24"/>
-        </w:rPr>
-        <w:t>?</w:t>
-      </w:r>
-    </w:p>
-    <w:p>
-      <w:pPr>
-        <w:rPr>
-          <w:sz w:val="24"/>
-          <w:szCs w:val="24"/>
-          <w:lang w:val="en-US"/>
+        <w:t>Попробуйте добавить static к классу Book. Что изменится? Почему потеряется доступ к name?</w:t>
+      </w:r>
+    </w:p>
+    <w:p>
+      <w:pPr>
+        <w:rPr>
+          <w:sz w:val="24"/>
+          <w:szCs w:val="24"/>
         </w:rPr>
       </w:pPr>
       <w:r>
@@ -119,28 +70,25 @@
         </w:rPr>
         <w:t xml:space="preserve"> </w:t>
       </w:r>
-      <w:r>
-        <w:rPr>
-          <w:sz w:val="24"/>
-          <w:szCs w:val="24"/>
-        </w:rPr>
-        <w:t>Library</w:t>
-      </w:r>
-      <w:r>
-        <w:rPr>
-          <w:sz w:val="24"/>
-          <w:szCs w:val="24"/>
-        </w:rPr>
-        <w:t>.</w:t>
-      </w:r>
-      <w:r>
-        <w:rPr>
-          <w:sz w:val="24"/>
-          <w:szCs w:val="24"/>
-          <w:lang w:val="en-US"/>
-        </w:rPr>
-        <w:t>java</w:t>
-      </w:r>
+      <w:hyperlink r:id="rId5" w:history="1">
+        <w:r>
+          <w:rPr>
+            <w:rStyle w:val="a4"/>
+            <w:sz w:val="24"/>
+            <w:szCs w:val="24"/>
+          </w:rPr>
+          <w:t>Library.</w:t>
+        </w:r>
+        <w:r>
+          <w:rPr>
+            <w:rStyle w:val="a4"/>
+            <w:sz w:val="24"/>
+            <w:szCs w:val="24"/>
+            <w:lang w:val="en-US"/>
+          </w:rPr>
+          <w:t>java</w:t>
+        </w:r>
+      </w:hyperlink>
     </w:p>
     <w:p>
       <w:pPr>
@@ -208,165 +156,83 @@
           <w:szCs w:val="28"/>
           <w:u w:val="single"/>
         </w:rPr>
-        <w:t xml:space="preserve">Задание 1.2: Статический вложенный класс — </w:t>
-      </w:r>
-      <w:proofErr w:type="spellStart"/>
-      <w:r>
+        <w:t>Задание 1.2: Статический вложенный класс — Builder Pattern</w:t>
+      </w:r>
+    </w:p>
+    <w:p>
+      <w:pPr>
+        <w:rPr>
+          <w:sz w:val="24"/>
+          <w:szCs w:val="24"/>
+        </w:rPr>
+      </w:pPr>
+      <w:r>
+        <w:rPr>
+          <w:sz w:val="24"/>
+          <w:szCs w:val="24"/>
+        </w:rPr>
+        <w:t>Ответ</w:t>
+      </w:r>
+      <w:r>
+        <w:rPr>
+          <w:sz w:val="24"/>
+          <w:szCs w:val="24"/>
+        </w:rPr>
+        <w:t>:</w:t>
+      </w:r>
+      <w:r>
+        <w:rPr>
+          <w:sz w:val="24"/>
+          <w:szCs w:val="24"/>
+        </w:rPr>
+        <w:t xml:space="preserve"> </w:t>
+      </w:r>
+      <w:hyperlink r:id="rId6" w:history="1">
+        <w:r>
+          <w:rPr>
+            <w:rStyle w:val="a4"/>
+            <w:sz w:val="24"/>
+            <w:szCs w:val="24"/>
+            <w:lang w:val="en-US"/>
+          </w:rPr>
+          <w:t>Computer</w:t>
+        </w:r>
+        <w:r>
+          <w:rPr>
+            <w:rStyle w:val="a4"/>
+            <w:sz w:val="24"/>
+            <w:szCs w:val="24"/>
+          </w:rPr>
+          <w:t>.</w:t>
+        </w:r>
+        <w:r>
+          <w:rPr>
+            <w:rStyle w:val="a4"/>
+            <w:sz w:val="24"/>
+            <w:szCs w:val="24"/>
+            <w:lang w:val="en-US"/>
+          </w:rPr>
+          <w:t>java</w:t>
+        </w:r>
+      </w:hyperlink>
+    </w:p>
+    <w:p/>
+    <w:p>
+      <w:pPr>
         <w:rPr>
           <w:sz w:val="28"/>
           <w:szCs w:val="28"/>
           <w:u w:val="single"/>
         </w:rPr>
-        <w:t>Builder</w:t>
-      </w:r>
-      <w:proofErr w:type="spellEnd"/>
+      </w:pPr>
       <w:r>
         <w:rPr>
           <w:sz w:val="28"/>
           <w:szCs w:val="28"/>
           <w:u w:val="single"/>
         </w:rPr>
-        <w:t xml:space="preserve"> </w:t>
-      </w:r>
-      <w:proofErr w:type="spellStart"/>
-      <w:r>
-        <w:rPr>
-          <w:sz w:val="28"/>
-          <w:szCs w:val="28"/>
-          <w:u w:val="single"/>
-        </w:rPr>
-        <w:t>Pattern</w:t>
-      </w:r>
-      <w:proofErr w:type="spellEnd"/>
-    </w:p>
-    <w:p>
-      <w:pPr>
-        <w:rPr>
-          <w:sz w:val="24"/>
-          <w:szCs w:val="24"/>
-          <w:lang w:val="en-US"/>
-        </w:rPr>
-      </w:pPr>
-      <w:r>
-        <w:rPr>
-          <w:sz w:val="24"/>
-          <w:szCs w:val="24"/>
-        </w:rPr>
-        <w:t>Ответ</w:t>
-      </w:r>
-      <w:r>
-        <w:rPr>
-          <w:sz w:val="24"/>
-          <w:szCs w:val="24"/>
-        </w:rPr>
-        <w:t>:</w:t>
-      </w:r>
-      <w:r>
-        <w:rPr>
-          <w:sz w:val="24"/>
-          <w:szCs w:val="24"/>
-          <w:lang w:val="en-US"/>
-        </w:rPr>
-        <w:t xml:space="preserve"> </w:t>
-      </w:r>
-      <w:r>
-        <w:rPr>
-          <w:sz w:val="24"/>
-          <w:szCs w:val="24"/>
-          <w:lang w:val="en-US"/>
-        </w:rPr>
-        <w:t>Computer</w:t>
-      </w:r>
-      <w:r>
-        <w:rPr>
-          <w:sz w:val="24"/>
-          <w:szCs w:val="24"/>
-          <w:lang w:val="en-US"/>
-        </w:rPr>
-        <w:t>.java</w:t>
-      </w:r>
-    </w:p>
-    <w:p/>
-    <w:p>
-      <w:pPr>
-        <w:rPr>
-          <w:sz w:val="28"/>
-          <w:szCs w:val="28"/>
-          <w:u w:val="single"/>
-        </w:rPr>
-      </w:pPr>
-      <w:r>
-        <w:rPr>
-          <w:sz w:val="28"/>
-          <w:szCs w:val="28"/>
-          <w:u w:val="single"/>
-        </w:rPr>
-        <w:t xml:space="preserve">Задание 1.3: Сравнение </w:t>
-      </w:r>
-      <w:proofErr w:type="spellStart"/>
-      <w:r>
-        <w:rPr>
-          <w:sz w:val="28"/>
-          <w:szCs w:val="28"/>
-          <w:u w:val="single"/>
-        </w:rPr>
-        <w:t>Inner</w:t>
-      </w:r>
-      <w:proofErr w:type="spellEnd"/>
-      <w:r>
-        <w:rPr>
-          <w:sz w:val="28"/>
-          <w:szCs w:val="28"/>
-          <w:u w:val="single"/>
-        </w:rPr>
-        <w:t xml:space="preserve"> </w:t>
-      </w:r>
-      <w:proofErr w:type="spellStart"/>
-      <w:r>
-        <w:rPr>
-          <w:sz w:val="28"/>
-          <w:szCs w:val="28"/>
-          <w:u w:val="single"/>
-        </w:rPr>
-        <w:t>vs</w:t>
-      </w:r>
-      <w:proofErr w:type="spellEnd"/>
-      <w:r>
-        <w:rPr>
-          <w:sz w:val="28"/>
-          <w:szCs w:val="28"/>
-          <w:u w:val="single"/>
-        </w:rPr>
-        <w:t xml:space="preserve"> </w:t>
-      </w:r>
-      <w:proofErr w:type="spellStart"/>
-      <w:r>
-        <w:rPr>
-          <w:sz w:val="28"/>
-          <w:szCs w:val="28"/>
-          <w:u w:val="single"/>
-        </w:rPr>
-        <w:t>Static</w:t>
-      </w:r>
-      <w:proofErr w:type="spellEnd"/>
-      <w:r>
-        <w:rPr>
-          <w:sz w:val="28"/>
-          <w:szCs w:val="28"/>
-          <w:u w:val="single"/>
-        </w:rPr>
-        <w:t xml:space="preserve"> </w:t>
-      </w:r>
-      <w:proofErr w:type="spellStart"/>
-      <w:r>
-        <w:rPr>
-          <w:sz w:val="28"/>
-          <w:szCs w:val="28"/>
-          <w:u w:val="single"/>
-        </w:rPr>
-        <w:t>Nested</w:t>
-      </w:r>
-      <w:proofErr w:type="spellEnd"/>
+        <w:t>Задание 1.3: Сравнение Inner vs Static Nested</w:t>
+      </w:r>
     </w:p>
     <w:p>
       <w:pPr>
@@ -458,6 +324,120 @@
           <w:szCs w:val="24"/>
         </w:rPr>
       </w:pPr>
+      <w:r>
+        <w:rPr>
+          <w:sz w:val="24"/>
+          <w:szCs w:val="24"/>
+        </w:rPr>
+        <w:t>Статический вложенный класс не может использовать нестатические данные внешнего.</w:t>
+      </w:r>
+    </w:p>
+    <w:p>
+      <w:pPr>
+        <w:pStyle w:val="a3"/>
+        <w:numPr>
+          <w:ilvl w:val="0"/>
+          <w:numId w:val="3"/>
+        </w:numPr>
+        <w:rPr>
+          <w:sz w:val="24"/>
+          <w:szCs w:val="24"/>
+        </w:rPr>
+      </w:pPr>
+      <w:r>
+        <w:rPr>
+          <w:sz w:val="24"/>
+          <w:szCs w:val="24"/>
+          <w:lang w:val="en-US"/>
+        </w:rPr>
+        <w:t>StaticNested</w:t>
+      </w:r>
+      <w:r>
+        <w:rPr>
+          <w:sz w:val="24"/>
+          <w:szCs w:val="24"/>
+        </w:rPr>
+        <w:t>,</w:t>
+      </w:r>
+      <w:r>
+        <w:rPr>
+          <w:sz w:val="24"/>
+          <w:szCs w:val="24"/>
+        </w:rPr>
+        <w:t xml:space="preserve"> </w:t>
+      </w:r>
+      <w:r>
+        <w:rPr>
+          <w:sz w:val="24"/>
+          <w:szCs w:val="24"/>
+        </w:rPr>
+        <w:t>в</w:t>
+      </w:r>
+      <w:r>
+        <w:rPr>
+          <w:sz w:val="24"/>
+          <w:szCs w:val="24"/>
+        </w:rPr>
+        <w:t xml:space="preserve"> </w:t>
+      </w:r>
+      <w:r>
+        <w:rPr>
+          <w:sz w:val="24"/>
+          <w:szCs w:val="24"/>
+        </w:rPr>
+        <w:t>отличии</w:t>
+      </w:r>
+      <w:r>
+        <w:rPr>
+          <w:sz w:val="24"/>
+          <w:szCs w:val="24"/>
+        </w:rPr>
+        <w:t xml:space="preserve"> </w:t>
+      </w:r>
+      <w:r>
+        <w:rPr>
+          <w:sz w:val="24"/>
+          <w:szCs w:val="24"/>
+        </w:rPr>
+        <w:t>от</w:t>
+      </w:r>
+      <w:r>
+        <w:rPr>
+          <w:sz w:val="24"/>
+          <w:szCs w:val="24"/>
+        </w:rPr>
+        <w:t xml:space="preserve"> </w:t>
+      </w:r>
+      <w:r>
+        <w:rPr>
+          <w:sz w:val="24"/>
+          <w:szCs w:val="24"/>
+          <w:lang w:val="en-US"/>
+        </w:rPr>
+        <w:t>InnerClass</w:t>
+      </w:r>
+      <w:r>
+        <w:rPr>
+          <w:sz w:val="24"/>
+          <w:szCs w:val="24"/>
+        </w:rPr>
+        <w:t xml:space="preserve">, вообще не создает экземпляр класса и на него не нужно ссылаться из </w:t>
+      </w:r>
+      <w:r>
+        <w:rPr>
+          <w:sz w:val="24"/>
+          <w:szCs w:val="24"/>
+          <w:lang w:val="en-US"/>
+        </w:rPr>
+        <w:t>Memory</w:t>
+      </w:r>
+      <w:r>
+        <w:rPr>
+          <w:sz w:val="24"/>
+          <w:szCs w:val="24"/>
+        </w:rPr>
+        <w:t>.</w:t>
+      </w:r>
     </w:p>
     <w:p/>
     <w:p>
@@ -480,31 +460,9 @@
     <w:p>
       <w:pPr>
         <w:rPr>
-          <w:b/>
-          <w:bCs/>
-          <w:i/>
-          <w:iCs/>
-          <w:sz w:val="24"/>
-          <w:szCs w:val="24"/>
-        </w:rPr>
-      </w:pPr>
-      <w:r>
-        <w:rPr>
-          <w:b/>
-          <w:bCs/>
-          <w:i/>
-          <w:iCs/>
-          <w:sz w:val="24"/>
-          <w:szCs w:val="24"/>
-        </w:rPr>
-        <w:t>Шаблон вопроса</w:t>
-      </w:r>
-    </w:p>
-    <w:p>
-      <w:pPr>
-        <w:rPr>
-          <w:sz w:val="24"/>
-          <w:szCs w:val="24"/>
+          <w:sz w:val="24"/>
+          <w:szCs w:val="24"/>
+          <w:lang w:val="en-US"/>
         </w:rPr>
       </w:pPr>
       <w:r>
@@ -521,6 +479,32 @@
         </w:rPr>
         <w:t>:</w:t>
       </w:r>
+      <w:r>
+        <w:rPr>
+          <w:sz w:val="24"/>
+          <w:szCs w:val="24"/>
+        </w:rPr>
+        <w:t xml:space="preserve"> </w:t>
+      </w:r>
+      <w:hyperlink r:id="rId7" w:history="1">
+        <w:r>
+          <w:rPr>
+            <w:rStyle w:val="a4"/>
+            <w:sz w:val="24"/>
+            <w:szCs w:val="24"/>
+          </w:rPr>
+          <w:t>EventSystem</w:t>
+        </w:r>
+        <w:r>
+          <w:rPr>
+            <w:rStyle w:val="a4"/>
+            <w:sz w:val="24"/>
+            <w:szCs w:val="24"/>
+            <w:lang w:val="en-US"/>
+          </w:rPr>
+          <w:t>.java</w:t>
+        </w:r>
+      </w:hyperlink>
     </w:p>
     <w:p/>
     <w:p>
@@ -543,31 +527,9 @@
     <w:p>
       <w:pPr>
         <w:rPr>
-          <w:b/>
-          <w:bCs/>
-          <w:i/>
-          <w:iCs/>
-          <w:sz w:val="24"/>
-          <w:szCs w:val="24"/>
-        </w:rPr>
-      </w:pPr>
-      <w:r>
-        <w:rPr>
-          <w:b/>
-          <w:bCs/>
-          <w:i/>
-          <w:iCs/>
-          <w:sz w:val="24"/>
-          <w:szCs w:val="24"/>
-        </w:rPr>
-        <w:t>Шаблон вопроса</w:t>
-      </w:r>
-    </w:p>
-    <w:p>
-      <w:pPr>
-        <w:rPr>
-          <w:sz w:val="24"/>
-          <w:szCs w:val="24"/>
+          <w:sz w:val="24"/>
+          <w:szCs w:val="24"/>
+          <w:lang w:val="en-US"/>
         </w:rPr>
       </w:pPr>
       <w:r>
@@ -584,6 +546,34 @@
         </w:rPr>
         <w:t>:</w:t>
       </w:r>
+      <w:r>
+        <w:rPr>
+          <w:sz w:val="24"/>
+          <w:szCs w:val="24"/>
+          <w:lang w:val="en-US"/>
+        </w:rPr>
+        <w:t xml:space="preserve"> </w:t>
+      </w:r>
+      <w:hyperlink r:id="rId8" w:history="1">
+        <w:r>
+          <w:rPr>
+            <w:rStyle w:val="a4"/>
+            <w:sz w:val="24"/>
+            <w:szCs w:val="24"/>
+            <w:lang w:val="en-US"/>
+          </w:rPr>
+          <w:t>StackDemo</w:t>
+        </w:r>
+        <w:r>
+          <w:rPr>
+            <w:rStyle w:val="a4"/>
+            <w:sz w:val="24"/>
+            <w:szCs w:val="24"/>
+            <w:lang w:val="en-US"/>
+          </w:rPr>
+          <w:t>.java</w:t>
+        </w:r>
+      </w:hyperlink>
     </w:p>
     <w:p/>
     <w:p>
@@ -606,31 +596,9 @@
     <w:p>
       <w:pPr>
         <w:rPr>
-          <w:b/>
-          <w:bCs/>
-          <w:i/>
-          <w:iCs/>
-          <w:sz w:val="24"/>
-          <w:szCs w:val="24"/>
-        </w:rPr>
-      </w:pPr>
-      <w:r>
-        <w:rPr>
-          <w:b/>
-          <w:bCs/>
-          <w:i/>
-          <w:iCs/>
-          <w:sz w:val="24"/>
-          <w:szCs w:val="24"/>
-        </w:rPr>
-        <w:t>Шаблон вопроса</w:t>
-      </w:r>
-    </w:p>
-    <w:p>
-      <w:pPr>
-        <w:rPr>
-          <w:sz w:val="24"/>
-          <w:szCs w:val="24"/>
+          <w:sz w:val="24"/>
+          <w:szCs w:val="24"/>
+          <w:lang w:val="en-US"/>
         </w:rPr>
       </w:pPr>
       <w:r>
@@ -647,6 +615,34 @@
         </w:rPr>
         <w:t>:</w:t>
       </w:r>
+      <w:r>
+        <w:rPr>
+          <w:sz w:val="24"/>
+          <w:szCs w:val="24"/>
+          <w:lang w:val="en-US"/>
+        </w:rPr>
+        <w:t xml:space="preserve"> </w:t>
+      </w:r>
+      <w:hyperlink r:id="rId9" w:history="1">
+        <w:r>
+          <w:rPr>
+            <w:rStyle w:val="a4"/>
+            <w:sz w:val="24"/>
+            <w:szCs w:val="24"/>
+            <w:lang w:val="en-US"/>
+          </w:rPr>
+          <w:t>NumberUtilsTest</w:t>
+        </w:r>
+        <w:r>
+          <w:rPr>
+            <w:rStyle w:val="a4"/>
+            <w:sz w:val="24"/>
+            <w:szCs w:val="24"/>
+            <w:lang w:val="en-US"/>
+          </w:rPr>
+          <w:t>.java</w:t>
+        </w:r>
+      </w:hyperlink>
     </w:p>
     <w:p/>
     <w:p>
@@ -663,62 +659,89 @@
           <w:szCs w:val="28"/>
           <w:u w:val="single"/>
         </w:rPr>
-        <w:t xml:space="preserve">Задание 3.3: </w:t>
-      </w:r>
-      <w:proofErr w:type="spellStart"/>
-      <w:r>
+        <w:t>Задание 3.3: Wildcards — копирование коллекций</w:t>
+      </w:r>
+    </w:p>
+    <w:p>
+      <w:pPr>
+        <w:rPr>
+          <w:sz w:val="24"/>
+          <w:szCs w:val="24"/>
+          <w:lang w:val="en-US"/>
+        </w:rPr>
+      </w:pPr>
+      <w:r>
+        <w:rPr>
+          <w:sz w:val="24"/>
+          <w:szCs w:val="24"/>
+        </w:rPr>
+        <w:t>Ответ</w:t>
+      </w:r>
+      <w:r>
+        <w:rPr>
+          <w:sz w:val="24"/>
+          <w:szCs w:val="24"/>
+        </w:rPr>
+        <w:t>:</w:t>
+      </w:r>
+      <w:r>
+        <w:rPr>
+          <w:sz w:val="24"/>
+          <w:szCs w:val="24"/>
+        </w:rPr>
+        <w:t xml:space="preserve"> </w:t>
+      </w:r>
+      <w:hyperlink r:id="rId10" w:history="1">
+        <w:r>
+          <w:rPr>
+            <w:rStyle w:val="a4"/>
+            <w:sz w:val="24"/>
+            <w:szCs w:val="24"/>
+          </w:rPr>
+          <w:t>WildcardDemo</w:t>
+        </w:r>
+        <w:r>
+          <w:rPr>
+            <w:rStyle w:val="a4"/>
+            <w:sz w:val="24"/>
+            <w:szCs w:val="24"/>
+            <w:lang w:val="en-US"/>
+          </w:rPr>
+          <w:t>.java</w:t>
+        </w:r>
+      </w:hyperlink>
+    </w:p>
+    <w:p/>
+    <w:p>
+      <w:pPr>
         <w:rPr>
           <w:sz w:val="28"/>
           <w:szCs w:val="28"/>
           <w:u w:val="single"/>
         </w:rPr>
-        <w:t>Wildcards</w:t>
-      </w:r>
-      <w:proofErr w:type="spellEnd"/>
+      </w:pPr>
       <w:r>
         <w:rPr>
           <w:sz w:val="28"/>
           <w:szCs w:val="28"/>
           <w:u w:val="single"/>
         </w:rPr>
-        <w:t xml:space="preserve"> — копирование коллекций</w:t>
-      </w:r>
-    </w:p>
-    <w:p>
-      <w:pPr>
-        <w:rPr>
-          <w:b/>
-          <w:bCs/>
-          <w:i/>
-          <w:iCs/>
-          <w:sz w:val="24"/>
-          <w:szCs w:val="24"/>
-        </w:rPr>
-      </w:pPr>
-      <w:r>
-        <w:rPr>
-          <w:b/>
-          <w:bCs/>
-          <w:i/>
-          <w:iCs/>
-          <w:sz w:val="24"/>
-          <w:szCs w:val="24"/>
-        </w:rPr>
-        <w:t>Шаблон вопроса</w:t>
-      </w:r>
-    </w:p>
-    <w:p>
-      <w:pPr>
-        <w:rPr>
-          <w:sz w:val="24"/>
-          <w:szCs w:val="24"/>
-        </w:rPr>
-      </w:pPr>
-      <w:r>
-        <w:rPr>
-          <w:sz w:val="24"/>
-          <w:szCs w:val="24"/>
-        </w:rPr>
+        <w:t>Задание 4.1: Базовая обработка исключений</w:t>
+      </w:r>
+    </w:p>
+    <w:p>
+      <w:pPr>
+        <w:rPr>
+          <w:sz w:val="24"/>
+          <w:szCs w:val="24"/>
+        </w:rPr>
+      </w:pPr>
+      <w:r>
+        <w:rPr>
+          <w:sz w:val="24"/>
+          <w:szCs w:val="24"/>
+        </w:rPr>
+        <w:lastRenderedPageBreak/>
         <w:t>Ответ</w:t>
       </w:r>
       <w:r>
@@ -728,6 +751,34 @@
         </w:rPr>
         <w:t>:</w:t>
       </w:r>
+      <w:r>
+        <w:rPr>
+          <w:sz w:val="24"/>
+          <w:szCs w:val="24"/>
+          <w:lang w:val="en-US"/>
+        </w:rPr>
+        <w:t xml:space="preserve"> </w:t>
+      </w:r>
+      <w:hyperlink r:id="rId11" w:history="1">
+        <w:r>
+          <w:rPr>
+            <w:rStyle w:val="a4"/>
+            <w:sz w:val="24"/>
+            <w:szCs w:val="24"/>
+            <w:lang w:val="en-US"/>
+          </w:rPr>
+          <w:t>ExceptionBasics</w:t>
+        </w:r>
+        <w:r>
+          <w:rPr>
+            <w:rStyle w:val="a4"/>
+            <w:sz w:val="24"/>
+            <w:szCs w:val="24"/>
+            <w:lang w:val="en-US"/>
+          </w:rPr>
+          <w:t>.java</w:t>
+        </w:r>
+      </w:hyperlink>
     </w:p>
     <w:p/>
     <w:p>
@@ -744,37 +795,15 @@
           <w:szCs w:val="28"/>
           <w:u w:val="single"/>
         </w:rPr>
-        <w:t>Задание 4.1: Базовая обработка исключений</w:t>
-      </w:r>
-    </w:p>
-    <w:p>
-      <w:pPr>
-        <w:rPr>
-          <w:b/>
-          <w:bCs/>
-          <w:i/>
-          <w:iCs/>
-          <w:sz w:val="24"/>
-          <w:szCs w:val="24"/>
-        </w:rPr>
-      </w:pPr>
-      <w:r>
-        <w:rPr>
-          <w:b/>
-          <w:bCs/>
-          <w:i/>
-          <w:iCs/>
-          <w:sz w:val="24"/>
-          <w:szCs w:val="24"/>
-        </w:rPr>
-        <w:t>Шаблон вопроса</w:t>
-      </w:r>
-    </w:p>
-    <w:p>
-      <w:pPr>
-        <w:rPr>
-          <w:sz w:val="24"/>
-          <w:szCs w:val="24"/>
+        <w:t>Задание 4.2: Собственные исключения</w:t>
+      </w:r>
+    </w:p>
+    <w:p>
+      <w:pPr>
+        <w:rPr>
+          <w:sz w:val="24"/>
+          <w:szCs w:val="24"/>
+          <w:lang w:val="en-US"/>
         </w:rPr>
       </w:pPr>
       <w:r>
@@ -791,69 +820,32 @@
         </w:rPr>
         <w:t>:</w:t>
       </w:r>
-    </w:p>
-    <w:p/>
-    <w:p>
-      <w:pPr>
-        <w:rPr>
-          <w:sz w:val="28"/>
-          <w:szCs w:val="28"/>
-          <w:u w:val="single"/>
-        </w:rPr>
-      </w:pPr>
-      <w:r>
-        <w:rPr>
-          <w:sz w:val="28"/>
-          <w:szCs w:val="28"/>
-          <w:u w:val="single"/>
-        </w:rPr>
-        <w:t>Задание 4.2: Собственные исключения</w:t>
-      </w:r>
-    </w:p>
-    <w:p>
-      <w:pPr>
-        <w:rPr>
-          <w:b/>
-          <w:bCs/>
-          <w:i/>
-          <w:iCs/>
-          <w:sz w:val="24"/>
-          <w:szCs w:val="24"/>
-        </w:rPr>
-      </w:pPr>
-      <w:r>
-        <w:rPr>
-          <w:b/>
-          <w:bCs/>
-          <w:i/>
-          <w:iCs/>
-          <w:sz w:val="24"/>
-          <w:szCs w:val="24"/>
-        </w:rPr>
-        <w:t>Шаблон вопроса</w:t>
-      </w:r>
-    </w:p>
-    <w:p>
-      <w:pPr>
-        <w:rPr>
-          <w:sz w:val="24"/>
-          <w:szCs w:val="24"/>
-        </w:rPr>
-      </w:pPr>
-      <w:r>
-        <w:rPr>
-          <w:sz w:val="24"/>
-          <w:szCs w:val="24"/>
-        </w:rPr>
-        <w:t>Ответ</w:t>
-      </w:r>
-      <w:r>
-        <w:rPr>
-          <w:sz w:val="24"/>
-          <w:szCs w:val="24"/>
-        </w:rPr>
-        <w:t>:</w:t>
-      </w:r>
+      <w:r>
+        <w:rPr>
+          <w:sz w:val="24"/>
+          <w:szCs w:val="24"/>
+        </w:rPr>
+        <w:t xml:space="preserve"> </w:t>
+      </w:r>
+      <w:hyperlink r:id="rId12" w:history="1">
+        <w:r>
+          <w:rPr>
+            <w:rStyle w:val="a4"/>
+            <w:sz w:val="24"/>
+            <w:szCs w:val="24"/>
+          </w:rPr>
+          <w:t>BankTest</w:t>
+        </w:r>
+        <w:r>
+          <w:rPr>
+            <w:rStyle w:val="a4"/>
+            <w:sz w:val="24"/>
+            <w:szCs w:val="24"/>
+            <w:lang w:val="en-US"/>
+          </w:rPr>
+          <w:t>.java</w:t>
+        </w:r>
+      </w:hyperlink>
     </w:p>
     <w:p/>
     <w:p>
@@ -944,51 +936,127 @@
           <w:sz w:val="24"/>
           <w:szCs w:val="24"/>
         </w:rPr>
-        <w:t>Шаблон</w:t>
-      </w:r>
-      <w:r>
-        <w:rPr>
-          <w:b/>
-          <w:bCs/>
-          <w:i/>
-          <w:iCs/>
-          <w:sz w:val="24"/>
-          <w:szCs w:val="24"/>
+        <w:t>Объясните: (1) что выводится при close()? (2) почему transient не применяется здесь, а flush() нужен?</w:t>
+      </w:r>
+    </w:p>
+    <w:p>
+      <w:pPr>
+        <w:rPr>
+          <w:sz w:val="24"/>
+          <w:szCs w:val="24"/>
+          <w:lang w:val="en-US"/>
+        </w:rPr>
+      </w:pPr>
+      <w:r>
+        <w:rPr>
+          <w:sz w:val="24"/>
+          <w:szCs w:val="24"/>
+        </w:rPr>
+        <w:t>Ответ</w:t>
+      </w:r>
+      <w:r>
+        <w:rPr>
+          <w:sz w:val="24"/>
+          <w:szCs w:val="24"/>
+        </w:rPr>
+        <w:t>:</w:t>
+      </w:r>
+      <w:r>
+        <w:rPr>
+          <w:sz w:val="24"/>
+          <w:szCs w:val="24"/>
+          <w:lang w:val="en-US"/>
         </w:rPr>
         <w:t xml:space="preserve"> </w:t>
       </w:r>
-      <w:r>
-        <w:rPr>
-          <w:b/>
-          <w:bCs/>
-          <w:i/>
-          <w:iCs/>
-          <w:sz w:val="24"/>
-          <w:szCs w:val="24"/>
-        </w:rPr>
-        <w:t>вопроса</w:t>
-      </w:r>
-    </w:p>
-    <w:p>
-      <w:pPr>
-        <w:rPr>
-          <w:sz w:val="24"/>
-          <w:szCs w:val="24"/>
-        </w:rPr>
-      </w:pPr>
-      <w:r>
-        <w:rPr>
-          <w:sz w:val="24"/>
-          <w:szCs w:val="24"/>
-        </w:rPr>
-        <w:t>Ответ</w:t>
-      </w:r>
-      <w:r>
-        <w:rPr>
-          <w:sz w:val="24"/>
-          <w:szCs w:val="24"/>
-        </w:rPr>
-        <w:t>:</w:t>
+    </w:p>
+    <w:p>
+      <w:pPr>
+        <w:pStyle w:val="a3"/>
+        <w:numPr>
+          <w:ilvl w:val="0"/>
+          <w:numId w:val="4"/>
+        </w:numPr>
+        <w:rPr>
+          <w:sz w:val="24"/>
+          <w:szCs w:val="24"/>
+        </w:rPr>
+      </w:pPr>
+      <w:r>
+        <w:rPr>
+          <w:sz w:val="24"/>
+          <w:szCs w:val="24"/>
+        </w:rPr>
+        <w:t>Логгер закрыт: app.log (записей: 5)</w:t>
+      </w:r>
+    </w:p>
+    <w:p>
+      <w:pPr>
+        <w:pStyle w:val="a3"/>
+        <w:numPr>
+          <w:ilvl w:val="0"/>
+          <w:numId w:val="4"/>
+        </w:numPr>
+        <w:rPr>
+          <w:sz w:val="24"/>
+          <w:szCs w:val="24"/>
+        </w:rPr>
+      </w:pPr>
+      <w:r>
+        <w:rPr>
+          <w:sz w:val="24"/>
+          <w:szCs w:val="24"/>
+        </w:rPr>
+        <w:t>transient не используется, потому что класс не предназначен для сериализации</w:t>
+      </w:r>
+      <w:r>
+        <w:rPr>
+          <w:sz w:val="24"/>
+          <w:szCs w:val="24"/>
+        </w:rPr>
+        <w:t xml:space="preserve">. </w:t>
+      </w:r>
+      <w:r>
+        <w:rPr>
+          <w:sz w:val="24"/>
+          <w:szCs w:val="24"/>
+        </w:rPr>
+        <w:t xml:space="preserve">Метод flush() </w:t>
+      </w:r>
+      <w:r>
+        <w:rPr>
+          <w:sz w:val="24"/>
+          <w:szCs w:val="24"/>
+        </w:rPr>
+        <w:t>нужен, так как</w:t>
+      </w:r>
+      <w:r>
+        <w:rPr>
+          <w:sz w:val="24"/>
+          <w:szCs w:val="24"/>
+        </w:rPr>
+        <w:t xml:space="preserve"> принудительно </w:t>
+      </w:r>
+      <w:r>
+        <w:rPr>
+          <w:sz w:val="24"/>
+          <w:szCs w:val="24"/>
+        </w:rPr>
+        <w:t>сбрас</w:t>
+      </w:r>
+      <w:r>
+        <w:rPr>
+          <w:sz w:val="24"/>
+          <w:szCs w:val="24"/>
+        </w:rPr>
+        <w:t>ывает</w:t>
+      </w:r>
+      <w:r>
+        <w:rPr>
+          <w:sz w:val="24"/>
+          <w:szCs w:val="24"/>
+        </w:rPr>
+        <w:t xml:space="preserve"> буфер вывода на диск.</w:t>
       </w:r>
     </w:p>
     <w:p/>
@@ -1029,7 +1097,7 @@
           <w:sz w:val="24"/>
           <w:szCs w:val="24"/>
         </w:rPr>
-        <w:t>Шаблон вопроса</w:t>
+        <w:t>Изучите и запустите трёхуровневую систему. Объясните: (1) что выведет e.getCause().getMessage()? (2) для чего используется цепочка исключений? (3) какова разница между getMessage() и getCause().getMessage()?</w:t>
       </w:r>
     </w:p>
     <w:p>
@@ -1052,6 +1120,87 @@
           <w:szCs w:val="24"/>
         </w:rPr>
         <w:t>:</w:t>
+      </w:r>
+    </w:p>
+    <w:p>
+      <w:pPr>
+        <w:pStyle w:val="a3"/>
+        <w:numPr>
+          <w:ilvl w:val="0"/>
+          <w:numId w:val="6"/>
+        </w:numPr>
+        <w:rPr>
+          <w:sz w:val="24"/>
+          <w:szCs w:val="24"/>
+        </w:rPr>
+      </w:pPr>
+      <w:r>
+        <w:rPr>
+          <w:sz w:val="24"/>
+          <w:szCs w:val="24"/>
+        </w:rPr>
+        <w:t>SQL Error: Invalid ID -1</w:t>
+      </w:r>
+    </w:p>
+    <w:p>
+      <w:pPr>
+        <w:pStyle w:val="a3"/>
+        <w:numPr>
+          <w:ilvl w:val="0"/>
+          <w:numId w:val="6"/>
+        </w:numPr>
+        <w:rPr>
+          <w:sz w:val="24"/>
+          <w:szCs w:val="24"/>
+        </w:rPr>
+      </w:pPr>
+      <w:r>
+        <w:rPr>
+          <w:sz w:val="24"/>
+          <w:szCs w:val="24"/>
+        </w:rPr>
+        <w:t>Для отслеживания первоисточника ошибки и всех последующих исключений</w:t>
+      </w:r>
+    </w:p>
+    <w:p>
+      <w:pPr>
+        <w:pStyle w:val="a3"/>
+        <w:numPr>
+          <w:ilvl w:val="0"/>
+          <w:numId w:val="6"/>
+        </w:numPr>
+        <w:rPr>
+          <w:sz w:val="24"/>
+          <w:szCs w:val="24"/>
+        </w:rPr>
+      </w:pPr>
+      <w:r>
+        <w:rPr>
+          <w:sz w:val="24"/>
+          <w:szCs w:val="24"/>
+        </w:rPr>
+        <w:t>getMessage()</w:t>
+      </w:r>
+      <w:r>
+        <w:rPr>
+          <w:sz w:val="24"/>
+          <w:szCs w:val="24"/>
+        </w:rPr>
+        <w:t xml:space="preserve"> возвращает сообщение текущего исключения, </w:t>
+      </w:r>
+      <w:r>
+        <w:rPr>
+          <w:sz w:val="24"/>
+          <w:szCs w:val="24"/>
+        </w:rPr>
+        <w:t>getCause().getMessage()</w:t>
+      </w:r>
+      <w:r>
+        <w:rPr>
+          <w:sz w:val="24"/>
+          <w:szCs w:val="24"/>
+        </w:rPr>
+        <w:t xml:space="preserve"> – сообщение исключения, которое повлекло за собой текущее.</w:t>
       </w:r>
     </w:p>
     <w:p/>
@@ -1075,31 +1224,9 @@
     <w:p>
       <w:pPr>
         <w:rPr>
-          <w:b/>
-          <w:bCs/>
-          <w:i/>
-          <w:iCs/>
-          <w:sz w:val="24"/>
-          <w:szCs w:val="24"/>
-        </w:rPr>
-      </w:pPr>
-      <w:r>
-        <w:rPr>
-          <w:b/>
-          <w:bCs/>
-          <w:i/>
-          <w:iCs/>
-          <w:sz w:val="24"/>
-          <w:szCs w:val="24"/>
-        </w:rPr>
-        <w:t>Шаблон вопроса</w:t>
-      </w:r>
-    </w:p>
-    <w:p>
-      <w:pPr>
-        <w:rPr>
-          <w:sz w:val="24"/>
-          <w:szCs w:val="24"/>
+          <w:sz w:val="24"/>
+          <w:szCs w:val="24"/>
+          <w:lang w:val="en-US"/>
         </w:rPr>
       </w:pPr>
       <w:r>
@@ -1116,6 +1243,32 @@
         </w:rPr>
         <w:t>:</w:t>
       </w:r>
+      <w:r>
+        <w:rPr>
+          <w:sz w:val="24"/>
+          <w:szCs w:val="24"/>
+        </w:rPr>
+        <w:t xml:space="preserve"> </w:t>
+      </w:r>
+      <w:hyperlink r:id="rId13" w:history="1">
+        <w:r>
+          <w:rPr>
+            <w:rStyle w:val="a4"/>
+            <w:sz w:val="24"/>
+            <w:szCs w:val="24"/>
+          </w:rPr>
+          <w:t>CacheDemo</w:t>
+        </w:r>
+        <w:r>
+          <w:rPr>
+            <w:rStyle w:val="a4"/>
+            <w:sz w:val="24"/>
+            <w:szCs w:val="24"/>
+            <w:lang w:val="en-US"/>
+          </w:rPr>
+          <w:t>.java</w:t>
+        </w:r>
+      </w:hyperlink>
     </w:p>
     <w:p/>
     <w:p>
@@ -1132,48 +1285,601 @@
           <w:szCs w:val="28"/>
           <w:u w:val="single"/>
         </w:rPr>
-        <w:t xml:space="preserve">Задание 5.2: Обобщённый </w:t>
-      </w:r>
-      <w:proofErr w:type="spellStart"/>
-      <w:r>
+        <w:t>Задание 5.2: Обобщённый Result тип</w:t>
+      </w:r>
+    </w:p>
+    <w:p>
+      <w:pPr>
+        <w:rPr>
+          <w:sz w:val="24"/>
+          <w:szCs w:val="24"/>
+          <w:lang w:val="en-US"/>
+        </w:rPr>
+      </w:pPr>
+      <w:r>
+        <w:rPr>
+          <w:sz w:val="24"/>
+          <w:szCs w:val="24"/>
+        </w:rPr>
+        <w:t>Ответ</w:t>
+      </w:r>
+      <w:r>
+        <w:rPr>
+          <w:sz w:val="24"/>
+          <w:szCs w:val="24"/>
+        </w:rPr>
+        <w:t>:</w:t>
+      </w:r>
+      <w:r>
+        <w:rPr>
+          <w:sz w:val="24"/>
+          <w:szCs w:val="24"/>
+          <w:lang w:val="en-US"/>
+        </w:rPr>
+        <w:t xml:space="preserve"> </w:t>
+      </w:r>
+      <w:hyperlink r:id="rId14" w:history="1">
+        <w:r>
+          <w:rPr>
+            <w:rStyle w:val="a4"/>
+            <w:sz w:val="24"/>
+            <w:szCs w:val="24"/>
+            <w:lang w:val="en-US"/>
+          </w:rPr>
+          <w:t>GenericsResultDemo</w:t>
+        </w:r>
+        <w:r>
+          <w:rPr>
+            <w:rStyle w:val="a4"/>
+            <w:sz w:val="24"/>
+            <w:szCs w:val="24"/>
+            <w:lang w:val="en-US"/>
+          </w:rPr>
+          <w:t>.java</w:t>
+        </w:r>
+      </w:hyperlink>
+    </w:p>
+    <w:p/>
+    <w:p>
+      <w:pPr>
         <w:rPr>
           <w:sz w:val="28"/>
           <w:szCs w:val="28"/>
           <w:u w:val="single"/>
         </w:rPr>
-        <w:t>Result</w:t>
-      </w:r>
-      <w:proofErr w:type="spellEnd"/>
+      </w:pPr>
       <w:r>
         <w:rPr>
           <w:sz w:val="28"/>
           <w:szCs w:val="28"/>
           <w:u w:val="single"/>
         </w:rPr>
-        <w:t xml:space="preserve"> тип</w:t>
-      </w:r>
-    </w:p>
-    <w:p>
-      <w:pPr>
-        <w:rPr>
-          <w:b/>
-          <w:bCs/>
-          <w:i/>
-          <w:iCs/>
-          <w:sz w:val="24"/>
-          <w:szCs w:val="24"/>
-        </w:rPr>
-      </w:pPr>
-      <w:r>
-        <w:rPr>
-          <w:b/>
-          <w:bCs/>
-          <w:i/>
-          <w:iCs/>
-          <w:sz w:val="24"/>
-          <w:szCs w:val="24"/>
-        </w:rPr>
-        <w:t>Шаблон вопроса</w:t>
+        <w:t>Контрольные вопросы</w:t>
+      </w:r>
+    </w:p>
+    <w:p>
+      <w:pPr>
+        <w:numPr>
+          <w:ilvl w:val="0"/>
+          <w:numId w:val="7"/>
+        </w:numPr>
+        <w:shd w:val="clear" w:color="auto" w:fill="FFFFFF"/>
+        <w:spacing w:before="100" w:beforeAutospacing="1" w:after="100" w:afterAutospacing="1" w:line="240" w:lineRule="auto"/>
+        <w:rPr>
+          <w:rFonts w:eastAsia="Times New Roman" w:cstheme="minorHAnsi"/>
+          <w:b/>
+          <w:bCs/>
+          <w:i/>
+          <w:iCs/>
+          <w:color w:val="34495E"/>
+          <w:sz w:val="24"/>
+          <w:szCs w:val="24"/>
+          <w:lang w:eastAsia="ru-RU"/>
+        </w:rPr>
+      </w:pPr>
+      <w:r>
+        <w:rPr>
+          <w:rFonts w:eastAsia="Times New Roman" w:cstheme="minorHAnsi"/>
+          <w:b/>
+          <w:bCs/>
+          <w:i/>
+          <w:iCs/>
+          <w:color w:val="34495E"/>
+          <w:sz w:val="24"/>
+          <w:szCs w:val="24"/>
+          <w:lang w:eastAsia="ru-RU"/>
+        </w:rPr>
+        <w:t>В чём разница между нестатическим внутренним классом и статическим вложенным классом?</w:t>
+      </w:r>
+    </w:p>
+    <w:p>
+      <w:pPr>
+        <w:numPr>
+          <w:ilvl w:val="0"/>
+          <w:numId w:val="7"/>
+        </w:numPr>
+        <w:shd w:val="clear" w:color="auto" w:fill="FFFFFF"/>
+        <w:spacing w:before="100" w:beforeAutospacing="1" w:after="100" w:afterAutospacing="1" w:line="240" w:lineRule="auto"/>
+        <w:rPr>
+          <w:rFonts w:eastAsia="Times New Roman" w:cstheme="minorHAnsi"/>
+          <w:b/>
+          <w:bCs/>
+          <w:i/>
+          <w:iCs/>
+          <w:color w:val="34495E"/>
+          <w:sz w:val="24"/>
+          <w:szCs w:val="24"/>
+          <w:lang w:eastAsia="ru-RU"/>
+        </w:rPr>
+      </w:pPr>
+      <w:r>
+        <w:rPr>
+          <w:rFonts w:eastAsia="Times New Roman" w:cstheme="minorHAnsi"/>
+          <w:b/>
+          <w:bCs/>
+          <w:i/>
+          <w:iCs/>
+          <w:color w:val="34495E"/>
+          <w:sz w:val="24"/>
+          <w:szCs w:val="24"/>
+          <w:lang w:eastAsia="ru-RU"/>
+        </w:rPr>
+        <w:t>Почему для создания экземпляра нестатического внутреннего класса снаружи нужен экземпляр внешнего класса?</w:t>
+      </w:r>
+    </w:p>
+    <w:p>
+      <w:pPr>
+        <w:numPr>
+          <w:ilvl w:val="0"/>
+          <w:numId w:val="7"/>
+        </w:numPr>
+        <w:shd w:val="clear" w:color="auto" w:fill="FFFFFF"/>
+        <w:spacing w:before="100" w:beforeAutospacing="1" w:after="100" w:afterAutospacing="1" w:line="240" w:lineRule="auto"/>
+        <w:rPr>
+          <w:rFonts w:eastAsia="Times New Roman" w:cstheme="minorHAnsi"/>
+          <w:b/>
+          <w:bCs/>
+          <w:i/>
+          <w:iCs/>
+          <w:color w:val="34495E"/>
+          <w:sz w:val="24"/>
+          <w:szCs w:val="24"/>
+          <w:lang w:eastAsia="ru-RU"/>
+        </w:rPr>
+      </w:pPr>
+      <w:r>
+        <w:rPr>
+          <w:rFonts w:eastAsia="Times New Roman" w:cstheme="minorHAnsi"/>
+          <w:b/>
+          <w:bCs/>
+          <w:i/>
+          <w:iCs/>
+          <w:color w:val="34495E"/>
+          <w:sz w:val="24"/>
+          <w:szCs w:val="24"/>
+          <w:lang w:eastAsia="ru-RU"/>
+        </w:rPr>
+        <w:lastRenderedPageBreak/>
+        <w:t>Что такое стирание типов (type erasure)? Приведите пример того, что нельзя сделать из-за этого.</w:t>
+      </w:r>
+    </w:p>
+    <w:p>
+      <w:pPr>
+        <w:numPr>
+          <w:ilvl w:val="0"/>
+          <w:numId w:val="7"/>
+        </w:numPr>
+        <w:shd w:val="clear" w:color="auto" w:fill="FFFFFF"/>
+        <w:spacing w:beforeAutospacing="1" w:after="0" w:afterAutospacing="1" w:line="240" w:lineRule="auto"/>
+        <w:rPr>
+          <w:rFonts w:eastAsia="Times New Roman" w:cstheme="minorHAnsi"/>
+          <w:b/>
+          <w:bCs/>
+          <w:i/>
+          <w:iCs/>
+          <w:color w:val="34495E"/>
+          <w:sz w:val="24"/>
+          <w:szCs w:val="24"/>
+          <w:lang w:eastAsia="ru-RU"/>
+        </w:rPr>
+      </w:pPr>
+      <w:r>
+        <w:rPr>
+          <w:rFonts w:eastAsia="Times New Roman" w:cstheme="minorHAnsi"/>
+          <w:b/>
+          <w:bCs/>
+          <w:i/>
+          <w:iCs/>
+          <w:color w:val="34495E"/>
+          <w:sz w:val="24"/>
+          <w:szCs w:val="24"/>
+          <w:lang w:eastAsia="ru-RU"/>
+        </w:rPr>
+        <w:t>Объясните принцип PECS. Когда использовать </w:t>
+      </w:r>
+      <w:r>
+        <w:rPr>
+          <w:rFonts w:eastAsia="Times New Roman" w:cstheme="minorHAnsi"/>
+          <w:b/>
+          <w:bCs/>
+          <w:i/>
+          <w:iCs/>
+          <w:color w:val="E96900"/>
+          <w:sz w:val="24"/>
+          <w:szCs w:val="24"/>
+          <w:shd w:val="clear" w:color="auto" w:fill="F8F8F8"/>
+          <w:lang w:eastAsia="ru-RU"/>
+        </w:rPr>
+        <w:t>? extends T</w:t>
+      </w:r>
+      <w:r>
+        <w:rPr>
+          <w:rFonts w:eastAsia="Times New Roman" w:cstheme="minorHAnsi"/>
+          <w:b/>
+          <w:bCs/>
+          <w:i/>
+          <w:iCs/>
+          <w:color w:val="34495E"/>
+          <w:sz w:val="24"/>
+          <w:szCs w:val="24"/>
+          <w:lang w:eastAsia="ru-RU"/>
+        </w:rPr>
+        <w:t> и когда </w:t>
+      </w:r>
+      <w:r>
+        <w:rPr>
+          <w:rFonts w:eastAsia="Times New Roman" w:cstheme="minorHAnsi"/>
+          <w:b/>
+          <w:bCs/>
+          <w:i/>
+          <w:iCs/>
+          <w:color w:val="E96900"/>
+          <w:sz w:val="24"/>
+          <w:szCs w:val="24"/>
+          <w:shd w:val="clear" w:color="auto" w:fill="F8F8F8"/>
+          <w:lang w:eastAsia="ru-RU"/>
+        </w:rPr>
+        <w:t>? super T</w:t>
+      </w:r>
+      <w:r>
+        <w:rPr>
+          <w:rFonts w:eastAsia="Times New Roman" w:cstheme="minorHAnsi"/>
+          <w:b/>
+          <w:bCs/>
+          <w:i/>
+          <w:iCs/>
+          <w:color w:val="34495E"/>
+          <w:sz w:val="24"/>
+          <w:szCs w:val="24"/>
+          <w:lang w:eastAsia="ru-RU"/>
+        </w:rPr>
+        <w:t>?</w:t>
+      </w:r>
+    </w:p>
+    <w:p>
+      <w:pPr>
+        <w:numPr>
+          <w:ilvl w:val="0"/>
+          <w:numId w:val="7"/>
+        </w:numPr>
+        <w:shd w:val="clear" w:color="auto" w:fill="FFFFFF"/>
+        <w:spacing w:beforeAutospacing="1" w:after="0" w:afterAutospacing="1" w:line="240" w:lineRule="auto"/>
+        <w:rPr>
+          <w:rFonts w:eastAsia="Times New Roman" w:cstheme="minorHAnsi"/>
+          <w:b/>
+          <w:bCs/>
+          <w:i/>
+          <w:iCs/>
+          <w:color w:val="34495E"/>
+          <w:sz w:val="24"/>
+          <w:szCs w:val="24"/>
+          <w:lang w:eastAsia="ru-RU"/>
+        </w:rPr>
+      </w:pPr>
+      <w:r>
+        <w:rPr>
+          <w:rFonts w:eastAsia="Times New Roman" w:cstheme="minorHAnsi"/>
+          <w:b/>
+          <w:bCs/>
+          <w:i/>
+          <w:iCs/>
+          <w:color w:val="34495E"/>
+          <w:sz w:val="24"/>
+          <w:szCs w:val="24"/>
+          <w:lang w:eastAsia="ru-RU"/>
+        </w:rPr>
+        <w:t>Чем отличается </w:t>
+      </w:r>
+      <w:r>
+        <w:rPr>
+          <w:rFonts w:eastAsia="Times New Roman" w:cstheme="minorHAnsi"/>
+          <w:b/>
+          <w:bCs/>
+          <w:i/>
+          <w:iCs/>
+          <w:color w:val="E96900"/>
+          <w:sz w:val="24"/>
+          <w:szCs w:val="24"/>
+          <w:shd w:val="clear" w:color="auto" w:fill="F8F8F8"/>
+          <w:lang w:eastAsia="ru-RU"/>
+        </w:rPr>
+        <w:t>throws</w:t>
+      </w:r>
+      <w:r>
+        <w:rPr>
+          <w:rFonts w:eastAsia="Times New Roman" w:cstheme="minorHAnsi"/>
+          <w:b/>
+          <w:bCs/>
+          <w:i/>
+          <w:iCs/>
+          <w:color w:val="34495E"/>
+          <w:sz w:val="24"/>
+          <w:szCs w:val="24"/>
+          <w:lang w:eastAsia="ru-RU"/>
+        </w:rPr>
+        <w:t> от </w:t>
+      </w:r>
+      <w:r>
+        <w:rPr>
+          <w:rFonts w:eastAsia="Times New Roman" w:cstheme="minorHAnsi"/>
+          <w:b/>
+          <w:bCs/>
+          <w:i/>
+          <w:iCs/>
+          <w:color w:val="E96900"/>
+          <w:sz w:val="24"/>
+          <w:szCs w:val="24"/>
+          <w:shd w:val="clear" w:color="auto" w:fill="F8F8F8"/>
+          <w:lang w:eastAsia="ru-RU"/>
+        </w:rPr>
+        <w:t>throw</w:t>
+      </w:r>
+      <w:r>
+        <w:rPr>
+          <w:rFonts w:eastAsia="Times New Roman" w:cstheme="minorHAnsi"/>
+          <w:b/>
+          <w:bCs/>
+          <w:i/>
+          <w:iCs/>
+          <w:color w:val="34495E"/>
+          <w:sz w:val="24"/>
+          <w:szCs w:val="24"/>
+          <w:lang w:eastAsia="ru-RU"/>
+        </w:rPr>
+        <w:t>?</w:t>
+      </w:r>
+    </w:p>
+    <w:p>
+      <w:pPr>
+        <w:numPr>
+          <w:ilvl w:val="0"/>
+          <w:numId w:val="7"/>
+        </w:numPr>
+        <w:shd w:val="clear" w:color="auto" w:fill="FFFFFF"/>
+        <w:spacing w:before="100" w:beforeAutospacing="1" w:after="100" w:afterAutospacing="1" w:line="240" w:lineRule="auto"/>
+        <w:rPr>
+          <w:rFonts w:eastAsia="Times New Roman" w:cstheme="minorHAnsi"/>
+          <w:b/>
+          <w:bCs/>
+          <w:i/>
+          <w:iCs/>
+          <w:color w:val="34495E"/>
+          <w:sz w:val="24"/>
+          <w:szCs w:val="24"/>
+          <w:lang w:eastAsia="ru-RU"/>
+        </w:rPr>
+      </w:pPr>
+      <w:r>
+        <w:rPr>
+          <w:rFonts w:eastAsia="Times New Roman" w:cstheme="minorHAnsi"/>
+          <w:b/>
+          <w:bCs/>
+          <w:i/>
+          <w:iCs/>
+          <w:color w:val="34495E"/>
+          <w:sz w:val="24"/>
+          <w:szCs w:val="24"/>
+          <w:lang w:eastAsia="ru-RU"/>
+        </w:rPr>
+        <w:t>В каких случаях нужно создавать собственные checked исключения, а в каких — unchecked?</w:t>
+      </w:r>
+    </w:p>
+    <w:p>
+      <w:pPr>
+        <w:numPr>
+          <w:ilvl w:val="0"/>
+          <w:numId w:val="7"/>
+        </w:numPr>
+        <w:shd w:val="clear" w:color="auto" w:fill="FFFFFF"/>
+        <w:spacing w:beforeAutospacing="1" w:after="0" w:afterAutospacing="1" w:line="240" w:lineRule="auto"/>
+        <w:rPr>
+          <w:rFonts w:eastAsia="Times New Roman" w:cstheme="minorHAnsi"/>
+          <w:b/>
+          <w:bCs/>
+          <w:i/>
+          <w:iCs/>
+          <w:color w:val="34495E"/>
+          <w:sz w:val="24"/>
+          <w:szCs w:val="24"/>
+          <w:lang w:eastAsia="ru-RU"/>
+        </w:rPr>
+      </w:pPr>
+      <w:r>
+        <w:rPr>
+          <w:rFonts w:eastAsia="Times New Roman" w:cstheme="minorHAnsi"/>
+          <w:b/>
+          <w:bCs/>
+          <w:i/>
+          <w:iCs/>
+          <w:color w:val="34495E"/>
+          <w:sz w:val="24"/>
+          <w:szCs w:val="24"/>
+          <w:lang w:eastAsia="ru-RU"/>
+        </w:rPr>
+        <w:t>Что произойдёт, если исключение возникнет внутри блока </w:t>
+      </w:r>
+      <w:r>
+        <w:rPr>
+          <w:rFonts w:eastAsia="Times New Roman" w:cstheme="minorHAnsi"/>
+          <w:b/>
+          <w:bCs/>
+          <w:i/>
+          <w:iCs/>
+          <w:color w:val="E96900"/>
+          <w:sz w:val="24"/>
+          <w:szCs w:val="24"/>
+          <w:shd w:val="clear" w:color="auto" w:fill="F8F8F8"/>
+          <w:lang w:eastAsia="ru-RU"/>
+        </w:rPr>
+        <w:t>finally</w:t>
+      </w:r>
+      <w:r>
+        <w:rPr>
+          <w:rFonts w:eastAsia="Times New Roman" w:cstheme="minorHAnsi"/>
+          <w:b/>
+          <w:bCs/>
+          <w:i/>
+          <w:iCs/>
+          <w:color w:val="34495E"/>
+          <w:sz w:val="24"/>
+          <w:szCs w:val="24"/>
+          <w:lang w:eastAsia="ru-RU"/>
+        </w:rPr>
+        <w:t>?</w:t>
+      </w:r>
+    </w:p>
+    <w:p>
+      <w:pPr>
+        <w:numPr>
+          <w:ilvl w:val="0"/>
+          <w:numId w:val="7"/>
+        </w:numPr>
+        <w:shd w:val="clear" w:color="auto" w:fill="FFFFFF"/>
+        <w:spacing w:before="100" w:beforeAutospacing="1" w:after="100" w:afterAutospacing="1" w:line="240" w:lineRule="auto"/>
+        <w:rPr>
+          <w:rFonts w:eastAsia="Times New Roman" w:cstheme="minorHAnsi"/>
+          <w:b/>
+          <w:bCs/>
+          <w:i/>
+          <w:iCs/>
+          <w:color w:val="34495E"/>
+          <w:sz w:val="24"/>
+          <w:szCs w:val="24"/>
+          <w:lang w:eastAsia="ru-RU"/>
+        </w:rPr>
+      </w:pPr>
+      <w:r>
+        <w:rPr>
+          <w:rFonts w:eastAsia="Times New Roman" w:cstheme="minorHAnsi"/>
+          <w:b/>
+          <w:bCs/>
+          <w:i/>
+          <w:iCs/>
+          <w:color w:val="34495E"/>
+          <w:sz w:val="24"/>
+          <w:szCs w:val="24"/>
+          <w:lang w:eastAsia="ru-RU"/>
+        </w:rPr>
+        <w:t>Какой интерфейс должен реализовывать класс для использования в try-with-resources?</w:t>
+      </w:r>
+    </w:p>
+    <w:p>
+      <w:pPr>
+        <w:numPr>
+          <w:ilvl w:val="0"/>
+          <w:numId w:val="7"/>
+        </w:numPr>
+        <w:shd w:val="clear" w:color="auto" w:fill="FFFFFF"/>
+        <w:spacing w:before="100" w:beforeAutospacing="1" w:after="100" w:afterAutospacing="1" w:line="240" w:lineRule="auto"/>
+        <w:rPr>
+          <w:rFonts w:eastAsia="Times New Roman" w:cstheme="minorHAnsi"/>
+          <w:b/>
+          <w:bCs/>
+          <w:i/>
+          <w:iCs/>
+          <w:color w:val="34495E"/>
+          <w:sz w:val="24"/>
+          <w:szCs w:val="24"/>
+          <w:lang w:eastAsia="ru-RU"/>
+        </w:rPr>
+      </w:pPr>
+      <w:r>
+        <w:rPr>
+          <w:rFonts w:eastAsia="Times New Roman" w:cstheme="minorHAnsi"/>
+          <w:b/>
+          <w:bCs/>
+          <w:i/>
+          <w:iCs/>
+          <w:color w:val="34495E"/>
+          <w:sz w:val="24"/>
+          <w:szCs w:val="24"/>
+          <w:lang w:eastAsia="ru-RU"/>
+        </w:rPr>
+        <w:t>Для чего используется цепочка исключений (exception chaining)?</w:t>
+      </w:r>
+    </w:p>
+    <w:p>
+      <w:pPr>
+        <w:numPr>
+          <w:ilvl w:val="0"/>
+          <w:numId w:val="7"/>
+        </w:numPr>
+        <w:shd w:val="clear" w:color="auto" w:fill="FFFFFF"/>
+        <w:spacing w:beforeAutospacing="1" w:after="0" w:afterAutospacing="1" w:line="240" w:lineRule="auto"/>
+        <w:rPr>
+          <w:rFonts w:eastAsia="Times New Roman" w:cstheme="minorHAnsi"/>
+          <w:b/>
+          <w:bCs/>
+          <w:i/>
+          <w:iCs/>
+          <w:color w:val="34495E"/>
+          <w:sz w:val="24"/>
+          <w:szCs w:val="24"/>
+          <w:lang w:eastAsia="ru-RU"/>
+        </w:rPr>
+      </w:pPr>
+      <w:r>
+        <w:rPr>
+          <w:rFonts w:eastAsia="Times New Roman" w:cstheme="minorHAnsi"/>
+          <w:b/>
+          <w:bCs/>
+          <w:i/>
+          <w:iCs/>
+          <w:color w:val="34495E"/>
+          <w:sz w:val="24"/>
+          <w:szCs w:val="24"/>
+          <w:lang w:eastAsia="ru-RU"/>
+        </w:rPr>
+        <w:t>Можно ли создать массив обобщённого типа (</w:t>
+      </w:r>
+      <w:r>
+        <w:rPr>
+          <w:rFonts w:eastAsia="Times New Roman" w:cstheme="minorHAnsi"/>
+          <w:b/>
+          <w:bCs/>
+          <w:i/>
+          <w:iCs/>
+          <w:color w:val="E96900"/>
+          <w:sz w:val="24"/>
+          <w:szCs w:val="24"/>
+          <w:shd w:val="clear" w:color="auto" w:fill="F8F8F8"/>
+          <w:lang w:eastAsia="ru-RU"/>
+        </w:rPr>
+        <w:t>new T[10]</w:t>
+      </w:r>
+      <w:r>
+        <w:rPr>
+          <w:rFonts w:eastAsia="Times New Roman" w:cstheme="minorHAnsi"/>
+          <w:b/>
+          <w:bCs/>
+          <w:i/>
+          <w:iCs/>
+          <w:color w:val="34495E"/>
+          <w:sz w:val="24"/>
+          <w:szCs w:val="24"/>
+          <w:lang w:eastAsia="ru-RU"/>
+        </w:rPr>
+        <w:t>)? Объясните почему.</w:t>
       </w:r>
     </w:p>
     <w:p>
@@ -1198,70 +1904,261 @@
         <w:t>:</w:t>
       </w:r>
     </w:p>
-    <w:p/>
-    <w:p>
-      <w:pPr>
-        <w:rPr>
-          <w:sz w:val="28"/>
-          <w:szCs w:val="28"/>
-          <w:u w:val="single"/>
-        </w:rPr>
-      </w:pPr>
-      <w:r>
-        <w:rPr>
-          <w:sz w:val="28"/>
-          <w:szCs w:val="28"/>
-          <w:u w:val="single"/>
-        </w:rPr>
-        <w:t>Контрольные вопросы</w:t>
-      </w:r>
-    </w:p>
-    <w:p>
-      <w:pPr>
-        <w:rPr>
-          <w:b/>
-          <w:bCs/>
-          <w:i/>
-          <w:iCs/>
-          <w:sz w:val="24"/>
-          <w:szCs w:val="24"/>
-        </w:rPr>
-      </w:pPr>
-      <w:r>
-        <w:rPr>
-          <w:b/>
-          <w:bCs/>
-          <w:i/>
-          <w:iCs/>
-          <w:sz w:val="24"/>
-          <w:szCs w:val="24"/>
-        </w:rPr>
-        <w:t>Шаблон вопроса</w:t>
-      </w:r>
-    </w:p>
-    <w:p>
-      <w:pPr>
-        <w:rPr>
-          <w:sz w:val="24"/>
-          <w:szCs w:val="24"/>
-        </w:rPr>
-      </w:pPr>
-      <w:r>
-        <w:rPr>
-          <w:sz w:val="24"/>
-          <w:szCs w:val="24"/>
-        </w:rPr>
-        <w:t>Ответ</w:t>
-      </w:r>
-      <w:r>
-        <w:rPr>
-          <w:sz w:val="24"/>
-          <w:szCs w:val="24"/>
-        </w:rPr>
-        <w:t>:</w:t>
-      </w:r>
-    </w:p>
-    <w:p/>
+    <w:p>
+      <w:pPr>
+        <w:pStyle w:val="a3"/>
+        <w:numPr>
+          <w:ilvl w:val="0"/>
+          <w:numId w:val="10"/>
+        </w:numPr>
+      </w:pPr>
+      <w:r>
+        <w:t>Нестатические внутренние классы создаются вместе с объектами внешнего и имеют доступ его нестатическим полям. Статические напротив</w:t>
+      </w:r>
+      <w:r>
+        <w:t xml:space="preserve">: </w:t>
+      </w:r>
+      <w:r>
+        <w:t>не создают экземпляров, обращаются только к статическим полям внешнего класса.</w:t>
+      </w:r>
+    </w:p>
+    <w:p>
+      <w:pPr>
+        <w:pStyle w:val="a3"/>
+        <w:numPr>
+          <w:ilvl w:val="0"/>
+          <w:numId w:val="10"/>
+        </w:numPr>
+      </w:pPr>
+      <w:r>
+        <w:t>Потому что объекту внутреннего класса требуются уже конкретные данные из экземпляра внешнего класса.</w:t>
+      </w:r>
+    </w:p>
+    <w:p>
+      <w:pPr>
+        <w:pStyle w:val="a3"/>
+        <w:numPr>
+          <w:ilvl w:val="0"/>
+          <w:numId w:val="10"/>
+        </w:numPr>
+      </w:pPr>
+      <w:r>
+        <w:t xml:space="preserve">Стирание типов – это процесс, при котором во время перевода программы в байт-код параметры типа стираются и обобщаются до </w:t>
+      </w:r>
+      <w:r>
+        <w:rPr>
+          <w:lang w:val="en-US"/>
+        </w:rPr>
+        <w:t>Object</w:t>
+      </w:r>
+      <w:r>
+        <w:t>.</w:t>
+      </w:r>
+    </w:p>
+    <w:p>
+      <w:pPr>
+        <w:pStyle w:val="a3"/>
+        <w:numPr>
+          <w:ilvl w:val="0"/>
+          <w:numId w:val="10"/>
+        </w:numPr>
+      </w:pPr>
+      <w:r>
+        <w:t xml:space="preserve">? </w:t>
+      </w:r>
+      <w:r>
+        <w:rPr>
+          <w:lang w:val="en-US"/>
+        </w:rPr>
+        <w:t>extends</w:t>
+      </w:r>
+      <w:r>
+        <w:t xml:space="preserve"> </w:t>
+      </w:r>
+      <w:r>
+        <w:rPr>
+          <w:lang w:val="en-US"/>
+        </w:rPr>
+        <w:t>T</w:t>
+      </w:r>
+      <w:r>
+        <w:t xml:space="preserve"> </w:t>
+      </w:r>
+      <w:r>
+        <w:t xml:space="preserve">– для чтения из объекта, а ? </w:t>
+      </w:r>
+      <w:r>
+        <w:rPr>
+          <w:lang w:val="en-US"/>
+        </w:rPr>
+        <w:t>super</w:t>
+      </w:r>
+      <w:r>
+        <w:t xml:space="preserve"> </w:t>
+      </w:r>
+      <w:r>
+        <w:rPr>
+          <w:lang w:val="en-US"/>
+        </w:rPr>
+        <w:t>T</w:t>
+      </w:r>
+      <w:r>
+        <w:t xml:space="preserve"> – для записи в объект. </w:t>
+      </w:r>
+      <w:r>
+        <w:rPr>
+          <w:lang w:val="en-US"/>
+        </w:rPr>
+        <w:t>PECS</w:t>
+      </w:r>
+      <w:r>
+        <w:t xml:space="preserve"> – это удобная аббревиатура, позволяющая запомнить этот ключевой принцип </w:t>
+      </w:r>
+      <w:r>
+        <w:t>Producer Extends, Consumer Super</w:t>
+      </w:r>
+      <w:r>
+        <w:t>.</w:t>
+      </w:r>
+      <w:r>
+        <w:t xml:space="preserve"> </w:t>
+      </w:r>
+    </w:p>
+    <w:p>
+      <w:pPr>
+        <w:pStyle w:val="a3"/>
+        <w:numPr>
+          <w:ilvl w:val="0"/>
+          <w:numId w:val="10"/>
+        </w:numPr>
+      </w:pPr>
+      <w:r>
+        <w:rPr>
+          <w:lang w:val="en-US"/>
+        </w:rPr>
+        <w:t>throw</w:t>
+      </w:r>
+      <w:r>
+        <w:t xml:space="preserve"> – </w:t>
+      </w:r>
+      <w:r>
+        <w:t xml:space="preserve">команда, выбрасывающее конкретное исключение. </w:t>
+      </w:r>
+      <w:r>
+        <w:rPr>
+          <w:lang w:val="en-US"/>
+        </w:rPr>
+        <w:t>throws</w:t>
+      </w:r>
+      <w:r>
+        <w:t xml:space="preserve"> – конструкция, декларирующая, что данный метод может вызвать одно из перечисленных исключений.</w:t>
+      </w:r>
+    </w:p>
+    <w:p>
+      <w:pPr>
+        <w:pStyle w:val="a3"/>
+        <w:numPr>
+          <w:ilvl w:val="0"/>
+          <w:numId w:val="10"/>
+        </w:numPr>
+      </w:pPr>
+      <w:r>
+        <w:t>Checked исключения следует использовать в случаях, когда ошибка предсказуема, может быть обработана на этапе компиляции</w:t>
+      </w:r>
+      <w:r>
+        <w:t xml:space="preserve">. </w:t>
+      </w:r>
+      <w:r>
+        <w:t>Unchecked исключения (непроверяемые) используются для ошибок, которые являются результатом программной ошибки (багов в коде)</w:t>
+      </w:r>
+      <w:r>
+        <w:t>.</w:t>
+      </w:r>
+    </w:p>
+    <w:p>
+      <w:pPr>
+        <w:pStyle w:val="a3"/>
+        <w:numPr>
+          <w:ilvl w:val="0"/>
+          <w:numId w:val="10"/>
+        </w:numPr>
+      </w:pPr>
+      <w:r>
+        <w:t xml:space="preserve">Исключение прервет блок </w:t>
+      </w:r>
+      <w:r>
+        <w:rPr>
+          <w:lang w:val="en-US"/>
+        </w:rPr>
+        <w:t>finally</w:t>
+      </w:r>
+      <w:r>
+        <w:t xml:space="preserve"> также</w:t>
+      </w:r>
+      <w:r>
+        <w:t xml:space="preserve">, как если бы оно произошло вне </w:t>
+      </w:r>
+      <w:r>
+        <w:t>этого блока.</w:t>
+      </w:r>
+    </w:p>
+    <w:p>
+      <w:pPr>
+        <w:pStyle w:val="a3"/>
+        <w:numPr>
+          <w:ilvl w:val="0"/>
+          <w:numId w:val="10"/>
+        </w:numPr>
+        <w:rPr>
+          <w:lang w:val="en-US"/>
+        </w:rPr>
+      </w:pPr>
+      <w:r>
+        <w:rPr>
+          <w:lang w:val="en-US"/>
+        </w:rPr>
+        <w:t>AutoCloseable</w:t>
+      </w:r>
+    </w:p>
+    <w:p>
+      <w:pPr>
+        <w:pStyle w:val="a3"/>
+        <w:numPr>
+          <w:ilvl w:val="0"/>
+          <w:numId w:val="10"/>
+        </w:numPr>
+      </w:pPr>
+      <w:r>
+        <w:t>Цепочка позволяет</w:t>
+      </w:r>
+      <w:r>
+        <w:t xml:space="preserve"> сохран</w:t>
+      </w:r>
+      <w:r>
+        <w:t>ять</w:t>
+      </w:r>
+      <w:r>
+        <w:t xml:space="preserve"> оригинальное исключение при выбрасывании нового. Это позволяет не терять информацию о первопричине ошибки при перемещении между уровнями абстракции</w:t>
+      </w:r>
+      <w:r>
+        <w:t>.</w:t>
+      </w:r>
+    </w:p>
+    <w:p>
+      <w:pPr>
+        <w:pStyle w:val="a3"/>
+        <w:numPr>
+          <w:ilvl w:val="0"/>
+          <w:numId w:val="10"/>
+        </w:numPr>
+      </w:pPr>
+      <w:r>
+        <w:t>Нет, нельзя из-за механизма стирания типов</w:t>
+      </w:r>
+      <w:r>
+        <w:t>, ведь массив обязан сохранять свой тип данных.</w:t>
+      </w:r>
+    </w:p>
     <w:sectPr>
       <w:pgSz w:w="11906" w:h="16838"/>
       <w:pgMar w:top="1134" w:right="850" w:bottom="1134" w:left="1701" w:header="708" w:footer="708" w:gutter="0"/>
@@ -1275,6 +2172,475 @@
 <file path=word/numbering.xml><?xml version="1.0" encoding="utf-8"?>
 <w:numbering xmlns:wpc="http://schemas.microsoft.com/office/word/2010/wordprocessingCanvas" xmlns:cx="http://schemas.microsoft.com/office/drawing/2014/chartex" xmlns:cx1="http://schemas.microsoft.com/office/drawing/2015/9/8/chartex" xmlns:cx2="http://schemas.microsoft.com/office/drawing/2015/10/21/chartex" xmlns:cx3="http://schemas.microsoft.com/office/drawing/2016/5/9/chartex" xmlns:cx4="http://schemas.microsoft.com/office/drawing/2016/5/10/chartex" xmlns:cx5="http://schemas.microsoft.com/office/drawing/2016/5/11/chartex" xmlns:cx6="http://schemas.microsoft.com/office/drawing/2016/5/12/chartex" xmlns:cx7="http://schemas.microsoft.com/office/drawing/2016/5/13/chartex" xmlns:cx8="http://schemas.microsoft.com/office/drawing/2016/5/14/chartex" xmlns:mc="http://schemas.openxmlformats.org/markup-compatibility/2006" xmlns:aink="http://schemas.microsoft.com/office/drawing/2016/ink" xmlns:am3d="http://schemas.microsoft.com/office/drawing/2017/model3d" xmlns:o="urn:schemas-microsoft-com:office:office" xmlns:r="http://schemas.openxmlformats.org/officeDocument/2006/relationships" xmlns:m="http://schemas.openxmlformats.org/officeDocument/2006/math" xmlns:v="urn:schemas-microsoft-com:vml" xmlns:wp14="http://schemas.microsoft.com/office/word/2010/wordprocessingDrawing" xmlns:wp="http://schemas.openxmlformats.org/drawingml/2006/wordprocessingDrawing" xmlns:w10="urn:schemas-microsoft-com:office:word" xmlns:w="http://schemas.openxmlformats.org/wordprocessingml/2006/main" xmlns:w14="http://schemas.microsoft.com/office/word/2010/wordml" xmlns:w15="http://schemas.microsoft.com/office/word/2012/wordml" xmlns:w16cex="http://schemas.microsoft.com/office/word/2018/wordml/cex" xmlns:w16cid="http://schemas.microsoft.com/office/word/2016/wordml/cid" xmlns:w16="http://schemas.microsoft.com/office/word/2018/wordml" xmlns:w16sdtdh="http://schemas.microsoft.com/office/word/2020/wordml/sdtdatahash" xmlns:w16se="http://schemas.microsoft.com/office/word/2015/wordml/symex" xmlns:wpg="http://schemas.microsoft.com/office/word/2010/wordprocessingGroup" xmlns:wpi="http://schemas.microsoft.com/office/word/2010/wordprocessingInk" xmlns:wne="http://schemas.microsoft.com/office/word/2006/wordml" xmlns:wps="http://schemas.microsoft.com/office/word/2010/wordprocessingShape" mc:Ignorable="w14 w15 w16se w16cid w16 w16cex w16sdtdh wp14">
   <w:abstractNum w:abstractNumId="0" w15:restartNumberingAfterBreak="0">
+    <w:nsid w:val="05036601"/>
+    <w:multiLevelType w:val="multilevel"/>
+    <w:tmpl w:val="F70C2B20"/>
+    <w:lvl w:ilvl="0">
+      <w:start w:val="1"/>
+      <w:numFmt w:val="decimal"/>
+      <w:lvlText w:val="%1."/>
+      <w:lvlJc w:val="left"/>
+      <w:pPr>
+        <w:tabs>
+          <w:tab w:val="num" w:pos="720"/>
+        </w:tabs>
+        <w:ind w:left="720" w:hanging="360"/>
+      </w:pPr>
+    </w:lvl>
+    <w:lvl w:ilvl="1" w:tentative="1">
+      <w:start w:val="1"/>
+      <w:numFmt w:val="decimal"/>
+      <w:lvlText w:val="%2."/>
+      <w:lvlJc w:val="left"/>
+      <w:pPr>
+        <w:tabs>
+          <w:tab w:val="num" w:pos="1440"/>
+        </w:tabs>
+        <w:ind w:left="1440" w:hanging="360"/>
+      </w:pPr>
+    </w:lvl>
+    <w:lvl w:ilvl="2" w:tentative="1">
+      <w:start w:val="1"/>
+      <w:numFmt w:val="decimal"/>
+      <w:lvlText w:val="%3."/>
+      <w:lvlJc w:val="left"/>
+      <w:pPr>
+        <w:tabs>
+          <w:tab w:val="num" w:pos="2160"/>
+        </w:tabs>
+        <w:ind w:left="2160" w:hanging="360"/>
+      </w:pPr>
+    </w:lvl>
+    <w:lvl w:ilvl="3" w:tentative="1">
+      <w:start w:val="1"/>
+      <w:numFmt w:val="decimal"/>
+      <w:lvlText w:val="%4."/>
+      <w:lvlJc w:val="left"/>
+      <w:pPr>
+        <w:tabs>
+          <w:tab w:val="num" w:pos="2880"/>
+        </w:tabs>
+        <w:ind w:left="2880" w:hanging="360"/>
+      </w:pPr>
+    </w:lvl>
+    <w:lvl w:ilvl="4" w:tentative="1">
+      <w:start w:val="1"/>
+      <w:numFmt w:val="decimal"/>
+      <w:lvlText w:val="%5."/>
+      <w:lvlJc w:val="left"/>
+      <w:pPr>
+        <w:tabs>
+          <w:tab w:val="num" w:pos="3600"/>
+        </w:tabs>
+        <w:ind w:left="3600" w:hanging="360"/>
+      </w:pPr>
+    </w:lvl>
+    <w:lvl w:ilvl="5" w:tentative="1">
+      <w:start w:val="1"/>
+      <w:numFmt w:val="decimal"/>
+      <w:lvlText w:val="%6."/>
+      <w:lvlJc w:val="left"/>
+      <w:pPr>
+        <w:tabs>
+          <w:tab w:val="num" w:pos="4320"/>
+        </w:tabs>
+        <w:ind w:left="4320" w:hanging="360"/>
+      </w:pPr>
+    </w:lvl>
+    <w:lvl w:ilvl="6" w:tentative="1">
+      <w:start w:val="1"/>
+      <w:numFmt w:val="decimal"/>
+      <w:lvlText w:val="%7."/>
+      <w:lvlJc w:val="left"/>
+      <w:pPr>
+        <w:tabs>
+          <w:tab w:val="num" w:pos="5040"/>
+        </w:tabs>
+        <w:ind w:left="5040" w:hanging="360"/>
+      </w:pPr>
+    </w:lvl>
+    <w:lvl w:ilvl="7" w:tentative="1">
+      <w:start w:val="1"/>
+      <w:numFmt w:val="decimal"/>
+      <w:lvlText w:val="%8."/>
+      <w:lvlJc w:val="left"/>
+      <w:pPr>
+        <w:tabs>
+          <w:tab w:val="num" w:pos="5760"/>
+        </w:tabs>
+        <w:ind w:left="5760" w:hanging="360"/>
+      </w:pPr>
+    </w:lvl>
+    <w:lvl w:ilvl="8" w:tentative="1">
+      <w:start w:val="1"/>
+      <w:numFmt w:val="decimal"/>
+      <w:lvlText w:val="%9."/>
+      <w:lvlJc w:val="left"/>
+      <w:pPr>
+        <w:tabs>
+          <w:tab w:val="num" w:pos="6480"/>
+        </w:tabs>
+        <w:ind w:left="6480" w:hanging="360"/>
+      </w:pPr>
+    </w:lvl>
+  </w:abstractNum>
+  <w:abstractNum w:abstractNumId="1" w15:restartNumberingAfterBreak="0">
+    <w:nsid w:val="0D1460B3"/>
+    <w:multiLevelType w:val="hybridMultilevel"/>
+    <w:tmpl w:val="56FC8D9C"/>
+    <w:lvl w:ilvl="0" w:tplc="EC60C894">
+      <w:start w:val="1"/>
+      <w:numFmt w:val="decimal"/>
+      <w:lvlText w:val="(%1)"/>
+      <w:lvlJc w:val="left"/>
+      <w:pPr>
+        <w:ind w:left="720" w:hanging="360"/>
+      </w:pPr>
+      <w:rPr>
+        <w:rFonts w:hint="default"/>
+      </w:rPr>
+    </w:lvl>
+    <w:lvl w:ilvl="1" w:tplc="04190019" w:tentative="1">
+      <w:start w:val="1"/>
+      <w:numFmt w:val="lowerLetter"/>
+      <w:lvlText w:val="%2."/>
+      <w:lvlJc w:val="left"/>
+      <w:pPr>
+        <w:ind w:left="1440" w:hanging="360"/>
+      </w:pPr>
+    </w:lvl>
+    <w:lvl w:ilvl="2" w:tplc="0419001B" w:tentative="1">
+      <w:start w:val="1"/>
+      <w:numFmt w:val="lowerRoman"/>
+      <w:lvlText w:val="%3."/>
+      <w:lvlJc w:val="right"/>
+      <w:pPr>
+        <w:ind w:left="2160" w:hanging="180"/>
+      </w:pPr>
+    </w:lvl>
+    <w:lvl w:ilvl="3" w:tplc="0419000F" w:tentative="1">
+      <w:start w:val="1"/>
+      <w:numFmt w:val="decimal"/>
+      <w:lvlText w:val="%4."/>
+      <w:lvlJc w:val="left"/>
+      <w:pPr>
+        <w:ind w:left="2880" w:hanging="360"/>
+      </w:pPr>
+    </w:lvl>
+    <w:lvl w:ilvl="4" w:tplc="04190019" w:tentative="1">
+      <w:start w:val="1"/>
+      <w:numFmt w:val="lowerLetter"/>
+      <w:lvlText w:val="%5."/>
+      <w:lvlJc w:val="left"/>
+      <w:pPr>
+        <w:ind w:left="3600" w:hanging="360"/>
+      </w:pPr>
+    </w:lvl>
+    <w:lvl w:ilvl="5" w:tplc="0419001B" w:tentative="1">
+      <w:start w:val="1"/>
+      <w:numFmt w:val="lowerRoman"/>
+      <w:lvlText w:val="%6."/>
+      <w:lvlJc w:val="right"/>
+      <w:pPr>
+        <w:ind w:left="4320" w:hanging="180"/>
+      </w:pPr>
+    </w:lvl>
+    <w:lvl w:ilvl="6" w:tplc="0419000F" w:tentative="1">
+      <w:start w:val="1"/>
+      <w:numFmt w:val="decimal"/>
+      <w:lvlText w:val="%7."/>
+      <w:lvlJc w:val="left"/>
+      <w:pPr>
+        <w:ind w:left="5040" w:hanging="360"/>
+      </w:pPr>
+    </w:lvl>
+    <w:lvl w:ilvl="7" w:tplc="04190019" w:tentative="1">
+      <w:start w:val="1"/>
+      <w:numFmt w:val="lowerLetter"/>
+      <w:lvlText w:val="%8."/>
+      <w:lvlJc w:val="left"/>
+      <w:pPr>
+        <w:ind w:left="5760" w:hanging="360"/>
+      </w:pPr>
+    </w:lvl>
+    <w:lvl w:ilvl="8" w:tplc="0419001B" w:tentative="1">
+      <w:start w:val="1"/>
+      <w:numFmt w:val="lowerRoman"/>
+      <w:lvlText w:val="%9."/>
+      <w:lvlJc w:val="right"/>
+      <w:pPr>
+        <w:ind w:left="6480" w:hanging="180"/>
+      </w:pPr>
+    </w:lvl>
+  </w:abstractNum>
+  <w:abstractNum w:abstractNumId="2" w15:restartNumberingAfterBreak="0">
+    <w:nsid w:val="0D5B00BB"/>
+    <w:multiLevelType w:val="hybridMultilevel"/>
+    <w:tmpl w:val="9D9E3C80"/>
+    <w:lvl w:ilvl="0" w:tplc="7F2A0386">
+      <w:start w:val="1"/>
+      <w:numFmt w:val="decimal"/>
+      <w:lvlText w:val="(%1)"/>
+      <w:lvlJc w:val="left"/>
+      <w:pPr>
+        <w:ind w:left="720" w:hanging="360"/>
+      </w:pPr>
+      <w:rPr>
+        <w:rFonts w:hint="default"/>
+      </w:rPr>
+    </w:lvl>
+    <w:lvl w:ilvl="1" w:tplc="04190019" w:tentative="1">
+      <w:start w:val="1"/>
+      <w:numFmt w:val="lowerLetter"/>
+      <w:lvlText w:val="%2."/>
+      <w:lvlJc w:val="left"/>
+      <w:pPr>
+        <w:ind w:left="1440" w:hanging="360"/>
+      </w:pPr>
+    </w:lvl>
+    <w:lvl w:ilvl="2" w:tplc="0419001B" w:tentative="1">
+      <w:start w:val="1"/>
+      <w:numFmt w:val="lowerRoman"/>
+      <w:lvlText w:val="%3."/>
+      <w:lvlJc w:val="right"/>
+      <w:pPr>
+        <w:ind w:left="2160" w:hanging="180"/>
+      </w:pPr>
+    </w:lvl>
+    <w:lvl w:ilvl="3" w:tplc="0419000F" w:tentative="1">
+      <w:start w:val="1"/>
+      <w:numFmt w:val="decimal"/>
+      <w:lvlText w:val="%4."/>
+      <w:lvlJc w:val="left"/>
+      <w:pPr>
+        <w:ind w:left="2880" w:hanging="360"/>
+      </w:pPr>
+    </w:lvl>
+    <w:lvl w:ilvl="4" w:tplc="04190019" w:tentative="1">
+      <w:start w:val="1"/>
+      <w:numFmt w:val="lowerLetter"/>
+      <w:lvlText w:val="%5."/>
+      <w:lvlJc w:val="left"/>
+      <w:pPr>
+        <w:ind w:left="3600" w:hanging="360"/>
+      </w:pPr>
+    </w:lvl>
+    <w:lvl w:ilvl="5" w:tplc="0419001B" w:tentative="1">
+      <w:start w:val="1"/>
+      <w:numFmt w:val="lowerRoman"/>
+      <w:lvlText w:val="%6."/>
+      <w:lvlJc w:val="right"/>
+      <w:pPr>
+        <w:ind w:left="4320" w:hanging="180"/>
+      </w:pPr>
+    </w:lvl>
+    <w:lvl w:ilvl="6" w:tplc="0419000F" w:tentative="1">
+      <w:start w:val="1"/>
+      <w:numFmt w:val="decimal"/>
+      <w:lvlText w:val="%7."/>
+      <w:lvlJc w:val="left"/>
+      <w:pPr>
+        <w:ind w:left="5040" w:hanging="360"/>
+      </w:pPr>
+    </w:lvl>
+    <w:lvl w:ilvl="7" w:tplc="04190019" w:tentative="1">
+      <w:start w:val="1"/>
+      <w:numFmt w:val="lowerLetter"/>
+      <w:lvlText w:val="%8."/>
+      <w:lvlJc w:val="left"/>
+      <w:pPr>
+        <w:ind w:left="5760" w:hanging="360"/>
+      </w:pPr>
+    </w:lvl>
+    <w:lvl w:ilvl="8" w:tplc="0419001B" w:tentative="1">
+      <w:start w:val="1"/>
+      <w:numFmt w:val="lowerRoman"/>
+      <w:lvlText w:val="%9."/>
+      <w:lvlJc w:val="right"/>
+      <w:pPr>
+        <w:ind w:left="6480" w:hanging="180"/>
+      </w:pPr>
+    </w:lvl>
+  </w:abstractNum>
+  <w:abstractNum w:abstractNumId="3" w15:restartNumberingAfterBreak="0">
+    <w:nsid w:val="13A859C4"/>
+    <w:multiLevelType w:val="hybridMultilevel"/>
+    <w:tmpl w:val="DBD87C58"/>
+    <w:lvl w:ilvl="0" w:tplc="EC60C894">
+      <w:start w:val="1"/>
+      <w:numFmt w:val="decimal"/>
+      <w:lvlText w:val="(%1)"/>
+      <w:lvlJc w:val="left"/>
+      <w:pPr>
+        <w:ind w:left="720" w:hanging="360"/>
+      </w:pPr>
+      <w:rPr>
+        <w:rFonts w:hint="default"/>
+      </w:rPr>
+    </w:lvl>
+    <w:lvl w:ilvl="1" w:tplc="04190019" w:tentative="1">
+      <w:start w:val="1"/>
+      <w:numFmt w:val="lowerLetter"/>
+      <w:lvlText w:val="%2."/>
+      <w:lvlJc w:val="left"/>
+      <w:pPr>
+        <w:ind w:left="1440" w:hanging="360"/>
+      </w:pPr>
+    </w:lvl>
+    <w:lvl w:ilvl="2" w:tplc="0419001B" w:tentative="1">
+      <w:start w:val="1"/>
+      <w:numFmt w:val="lowerRoman"/>
+      <w:lvlText w:val="%3."/>
+      <w:lvlJc w:val="right"/>
+      <w:pPr>
+        <w:ind w:left="2160" w:hanging="180"/>
+      </w:pPr>
+    </w:lvl>
+    <w:lvl w:ilvl="3" w:tplc="0419000F" w:tentative="1">
+      <w:start w:val="1"/>
+      <w:numFmt w:val="decimal"/>
+      <w:lvlText w:val="%4."/>
+      <w:lvlJc w:val="left"/>
+      <w:pPr>
+        <w:ind w:left="2880" w:hanging="360"/>
+      </w:pPr>
+    </w:lvl>
+    <w:lvl w:ilvl="4" w:tplc="04190019" w:tentative="1">
+      <w:start w:val="1"/>
+      <w:numFmt w:val="lowerLetter"/>
+      <w:lvlText w:val="%5."/>
+      <w:lvlJc w:val="left"/>
+      <w:pPr>
+        <w:ind w:left="3600" w:hanging="360"/>
+      </w:pPr>
+    </w:lvl>
+    <w:lvl w:ilvl="5" w:tplc="0419001B" w:tentative="1">
+      <w:start w:val="1"/>
+      <w:numFmt w:val="lowerRoman"/>
+      <w:lvlText w:val="%6."/>
+      <w:lvlJc w:val="right"/>
+      <w:pPr>
+        <w:ind w:left="4320" w:hanging="180"/>
+      </w:pPr>
+    </w:lvl>
+    <w:lvl w:ilvl="6" w:tplc="0419000F" w:tentative="1">
+      <w:start w:val="1"/>
+      <w:numFmt w:val="decimal"/>
+      <w:lvlText w:val="%7."/>
+      <w:lvlJc w:val="left"/>
+      <w:pPr>
+        <w:ind w:left="5040" w:hanging="360"/>
+      </w:pPr>
+    </w:lvl>
+    <w:lvl w:ilvl="7" w:tplc="04190019" w:tentative="1">
+      <w:start w:val="1"/>
+      <w:numFmt w:val="lowerLetter"/>
+      <w:lvlText w:val="%8."/>
+      <w:lvlJc w:val="left"/>
+      <w:pPr>
+        <w:ind w:left="5760" w:hanging="360"/>
+      </w:pPr>
+    </w:lvl>
+    <w:lvl w:ilvl="8" w:tplc="0419001B" w:tentative="1">
+      <w:start w:val="1"/>
+      <w:numFmt w:val="lowerRoman"/>
+      <w:lvlText w:val="%9."/>
+      <w:lvlJc w:val="right"/>
+      <w:pPr>
+        <w:ind w:left="6480" w:hanging="180"/>
+      </w:pPr>
+    </w:lvl>
+  </w:abstractNum>
+  <w:abstractNum w:abstractNumId="4" w15:restartNumberingAfterBreak="0">
+    <w:nsid w:val="2D5F55D2"/>
+    <w:multiLevelType w:val="hybridMultilevel"/>
+    <w:tmpl w:val="3FE48D7C"/>
+    <w:lvl w:ilvl="0" w:tplc="0419000F">
+      <w:start w:val="1"/>
+      <w:numFmt w:val="decimal"/>
+      <w:lvlText w:val="%1."/>
+      <w:lvlJc w:val="left"/>
+      <w:pPr>
+        <w:ind w:left="720" w:hanging="360"/>
+      </w:pPr>
+      <w:rPr>
+        <w:rFonts w:hint="default"/>
+      </w:rPr>
+    </w:lvl>
+    <w:lvl w:ilvl="1" w:tplc="04190019" w:tentative="1">
+      <w:start w:val="1"/>
+      <w:numFmt w:val="lowerLetter"/>
+      <w:lvlText w:val="%2."/>
+      <w:lvlJc w:val="left"/>
+      <w:pPr>
+        <w:ind w:left="1440" w:hanging="360"/>
+      </w:pPr>
+    </w:lvl>
+    <w:lvl w:ilvl="2" w:tplc="0419001B" w:tentative="1">
+      <w:start w:val="1"/>
+      <w:numFmt w:val="lowerRoman"/>
+      <w:lvlText w:val="%3."/>
+      <w:lvlJc w:val="right"/>
+      <w:pPr>
+        <w:ind w:left="2160" w:hanging="180"/>
+      </w:pPr>
+    </w:lvl>
+    <w:lvl w:ilvl="3" w:tplc="0419000F" w:tentative="1">
+      <w:start w:val="1"/>
+      <w:numFmt w:val="decimal"/>
+      <w:lvlText w:val="%4."/>
+      <w:lvlJc w:val="left"/>
+      <w:pPr>
+        <w:ind w:left="2880" w:hanging="360"/>
+      </w:pPr>
+    </w:lvl>
+    <w:lvl w:ilvl="4" w:tplc="04190019" w:tentative="1">
+      <w:start w:val="1"/>
+      <w:numFmt w:val="lowerLetter"/>
+      <w:lvlText w:val="%5."/>
+      <w:lvlJc w:val="left"/>
+      <w:pPr>
+        <w:ind w:left="3600" w:hanging="360"/>
+      </w:pPr>
+    </w:lvl>
+    <w:lvl w:ilvl="5" w:tplc="0419001B" w:tentative="1">
+      <w:start w:val="1"/>
+      <w:numFmt w:val="lowerRoman"/>
+      <w:lvlText w:val="%6."/>
+      <w:lvlJc w:val="right"/>
+      <w:pPr>
+        <w:ind w:left="4320" w:hanging="180"/>
+      </w:pPr>
+    </w:lvl>
+    <w:lvl w:ilvl="6" w:tplc="0419000F" w:tentative="1">
+      <w:start w:val="1"/>
+      <w:numFmt w:val="decimal"/>
+      <w:lvlText w:val="%7."/>
+      <w:lvlJc w:val="left"/>
+      <w:pPr>
+        <w:ind w:left="5040" w:hanging="360"/>
+      </w:pPr>
+    </w:lvl>
+    <w:lvl w:ilvl="7" w:tplc="04190019" w:tentative="1">
+      <w:start w:val="1"/>
+      <w:numFmt w:val="lowerLetter"/>
+      <w:lvlText w:val="%8."/>
+      <w:lvlJc w:val="left"/>
+      <w:pPr>
+        <w:ind w:left="5760" w:hanging="360"/>
+      </w:pPr>
+    </w:lvl>
+    <w:lvl w:ilvl="8" w:tplc="0419001B" w:tentative="1">
+      <w:start w:val="1"/>
+      <w:numFmt w:val="lowerRoman"/>
+      <w:lvlText w:val="%9."/>
+      <w:lvlJc w:val="right"/>
+      <w:pPr>
+        <w:ind w:left="6480" w:hanging="180"/>
+      </w:pPr>
+    </w:lvl>
+  </w:abstractNum>
+  <w:abstractNum w:abstractNumId="5" w15:restartNumberingAfterBreak="0">
     <w:nsid w:val="36EF1FFE"/>
     <w:multiLevelType w:val="multilevel"/>
     <w:tmpl w:val="2D30DAAA"/>
@@ -1387,7 +2753,7 @@
       </w:pPr>
     </w:lvl>
   </w:abstractNum>
-  <w:abstractNum w:abstractNumId="1" w15:restartNumberingAfterBreak="0">
+  <w:abstractNum w:abstractNumId="6" w15:restartNumberingAfterBreak="0">
     <w:nsid w:val="66C15188"/>
     <w:multiLevelType w:val="hybridMultilevel"/>
     <w:tmpl w:val="8A94D4B0"/>
@@ -1473,7 +2839,96 @@
       </w:pPr>
     </w:lvl>
   </w:abstractNum>
-  <w:abstractNum w:abstractNumId="2" w15:restartNumberingAfterBreak="0">
+  <w:abstractNum w:abstractNumId="7" w15:restartNumberingAfterBreak="0">
+    <w:nsid w:val="67284648"/>
+    <w:multiLevelType w:val="hybridMultilevel"/>
+    <w:tmpl w:val="8A1CC2BC"/>
+    <w:lvl w:ilvl="0" w:tplc="BD18EDA6">
+      <w:start w:val="1"/>
+      <w:numFmt w:val="decimal"/>
+      <w:lvlText w:val="(%1)"/>
+      <w:lvlJc w:val="left"/>
+      <w:pPr>
+        <w:ind w:left="720" w:hanging="360"/>
+      </w:pPr>
+      <w:rPr>
+        <w:rFonts w:hint="default"/>
+      </w:rPr>
+    </w:lvl>
+    <w:lvl w:ilvl="1" w:tplc="04190019" w:tentative="1">
+      <w:start w:val="1"/>
+      <w:numFmt w:val="lowerLetter"/>
+      <w:lvlText w:val="%2."/>
+      <w:lvlJc w:val="left"/>
+      <w:pPr>
+        <w:ind w:left="1440" w:hanging="360"/>
+      </w:pPr>
+    </w:lvl>
+    <w:lvl w:ilvl="2" w:tplc="0419001B" w:tentative="1">
+      <w:start w:val="1"/>
+      <w:numFmt w:val="lowerRoman"/>
+      <w:lvlText w:val="%3."/>
+      <w:lvlJc w:val="right"/>
+      <w:pPr>
+        <w:ind w:left="2160" w:hanging="180"/>
+      </w:pPr>
+    </w:lvl>
+    <w:lvl w:ilvl="3" w:tplc="0419000F" w:tentative="1">
+      <w:start w:val="1"/>
+      <w:numFmt w:val="decimal"/>
+      <w:lvlText w:val="%4."/>
+      <w:lvlJc w:val="left"/>
+      <w:pPr>
+        <w:ind w:left="2880" w:hanging="360"/>
+      </w:pPr>
+    </w:lvl>
+    <w:lvl w:ilvl="4" w:tplc="04190019" w:tentative="1">
+      <w:start w:val="1"/>
+      <w:numFmt w:val="lowerLetter"/>
+      <w:lvlText w:val="%5."/>
+      <w:lvlJc w:val="left"/>
+      <w:pPr>
+        <w:ind w:left="3600" w:hanging="360"/>
+      </w:pPr>
+    </w:lvl>
+    <w:lvl w:ilvl="5" w:tplc="0419001B" w:tentative="1">
+      <w:start w:val="1"/>
+      <w:numFmt w:val="lowerRoman"/>
+      <w:lvlText w:val="%6."/>
+      <w:lvlJc w:val="right"/>
+      <w:pPr>
+        <w:ind w:left="4320" w:hanging="180"/>
+      </w:pPr>
+    </w:lvl>
+    <w:lvl w:ilvl="6" w:tplc="0419000F" w:tentative="1">
+      <w:start w:val="1"/>
+      <w:numFmt w:val="decimal"/>
+      <w:lvlText w:val="%7."/>
+      <w:lvlJc w:val="left"/>
+      <w:pPr>
+        <w:ind w:left="5040" w:hanging="360"/>
+      </w:pPr>
+    </w:lvl>
+    <w:lvl w:ilvl="7" w:tplc="04190019" w:tentative="1">
+      <w:start w:val="1"/>
+      <w:numFmt w:val="lowerLetter"/>
+      <w:lvlText w:val="%8."/>
+      <w:lvlJc w:val="left"/>
+      <w:pPr>
+        <w:ind w:left="5760" w:hanging="360"/>
+      </w:pPr>
+    </w:lvl>
+    <w:lvl w:ilvl="8" w:tplc="0419001B" w:tentative="1">
+      <w:start w:val="1"/>
+      <w:numFmt w:val="lowerRoman"/>
+      <w:lvlText w:val="%9."/>
+      <w:lvlJc w:val="right"/>
+      <w:pPr>
+        <w:ind w:left="6480" w:hanging="180"/>
+      </w:pPr>
+    </w:lvl>
+  </w:abstractNum>
+  <w:abstractNum w:abstractNumId="8" w15:restartNumberingAfterBreak="0">
     <w:nsid w:val="77EB36CC"/>
     <w:multiLevelType w:val="hybridMultilevel"/>
     <w:tmpl w:val="FC4ED832"/>
@@ -1559,14 +3014,124 @@
       </w:pPr>
     </w:lvl>
   </w:abstractNum>
+  <w:abstractNum w:abstractNumId="9" w15:restartNumberingAfterBreak="0">
+    <w:nsid w:val="77FE149B"/>
+    <w:multiLevelType w:val="hybridMultilevel"/>
+    <w:tmpl w:val="AEDCAD78"/>
+    <w:lvl w:ilvl="0" w:tplc="0419000F">
+      <w:start w:val="1"/>
+      <w:numFmt w:val="decimal"/>
+      <w:lvlText w:val="%1."/>
+      <w:lvlJc w:val="left"/>
+      <w:pPr>
+        <w:ind w:left="720" w:hanging="360"/>
+      </w:pPr>
+      <w:rPr>
+        <w:rFonts w:hint="default"/>
+      </w:rPr>
+    </w:lvl>
+    <w:lvl w:ilvl="1" w:tplc="04190019" w:tentative="1">
+      <w:start w:val="1"/>
+      <w:numFmt w:val="lowerLetter"/>
+      <w:lvlText w:val="%2."/>
+      <w:lvlJc w:val="left"/>
+      <w:pPr>
+        <w:ind w:left="1440" w:hanging="360"/>
+      </w:pPr>
+    </w:lvl>
+    <w:lvl w:ilvl="2" w:tplc="0419001B" w:tentative="1">
+      <w:start w:val="1"/>
+      <w:numFmt w:val="lowerRoman"/>
+      <w:lvlText w:val="%3."/>
+      <w:lvlJc w:val="right"/>
+      <w:pPr>
+        <w:ind w:left="2160" w:hanging="180"/>
+      </w:pPr>
+    </w:lvl>
+    <w:lvl w:ilvl="3" w:tplc="0419000F" w:tentative="1">
+      <w:start w:val="1"/>
+      <w:numFmt w:val="decimal"/>
+      <w:lvlText w:val="%4."/>
+      <w:lvlJc w:val="left"/>
+      <w:pPr>
+        <w:ind w:left="2880" w:hanging="360"/>
+      </w:pPr>
+    </w:lvl>
+    <w:lvl w:ilvl="4" w:tplc="04190019" w:tentative="1">
+      <w:start w:val="1"/>
+      <w:numFmt w:val="lowerLetter"/>
+      <w:lvlText w:val="%5."/>
+      <w:lvlJc w:val="left"/>
+      <w:pPr>
+        <w:ind w:left="3600" w:hanging="360"/>
+      </w:pPr>
+    </w:lvl>
+    <w:lvl w:ilvl="5" w:tplc="0419001B" w:tentative="1">
+      <w:start w:val="1"/>
+      <w:numFmt w:val="lowerRoman"/>
+      <w:lvlText w:val="%6."/>
+      <w:lvlJc w:val="right"/>
+      <w:pPr>
+        <w:ind w:left="4320" w:hanging="180"/>
+      </w:pPr>
+    </w:lvl>
+    <w:lvl w:ilvl="6" w:tplc="0419000F" w:tentative="1">
+      <w:start w:val="1"/>
+      <w:numFmt w:val="decimal"/>
+      <w:lvlText w:val="%7."/>
+      <w:lvlJc w:val="left"/>
+      <w:pPr>
+        <w:ind w:left="5040" w:hanging="360"/>
+      </w:pPr>
+    </w:lvl>
+    <w:lvl w:ilvl="7" w:tplc="04190019" w:tentative="1">
+      <w:start w:val="1"/>
+      <w:numFmt w:val="lowerLetter"/>
+      <w:lvlText w:val="%8."/>
+      <w:lvlJc w:val="left"/>
+      <w:pPr>
+        <w:ind w:left="5760" w:hanging="360"/>
+      </w:pPr>
+    </w:lvl>
+    <w:lvl w:ilvl="8" w:tplc="0419001B" w:tentative="1">
+      <w:start w:val="1"/>
+      <w:numFmt w:val="lowerRoman"/>
+      <w:lvlText w:val="%9."/>
+      <w:lvlJc w:val="right"/>
+      <w:pPr>
+        <w:ind w:left="6480" w:hanging="180"/>
+      </w:pPr>
+    </w:lvl>
+  </w:abstractNum>
   <w:num w:numId="1">
+    <w:abstractNumId w:val="5"/>
+  </w:num>
+  <w:num w:numId="2">
+    <w:abstractNumId w:val="6"/>
+  </w:num>
+  <w:num w:numId="3">
+    <w:abstractNumId w:val="8"/>
+  </w:num>
+  <w:num w:numId="4">
+    <w:abstractNumId w:val="2"/>
+  </w:num>
+  <w:num w:numId="5">
+    <w:abstractNumId w:val="7"/>
+  </w:num>
+  <w:num w:numId="6">
+    <w:abstractNumId w:val="1"/>
+  </w:num>
+  <w:num w:numId="7">
     <w:abstractNumId w:val="0"/>
   </w:num>
-  <w:num w:numId="2">
-    <w:abstractNumId w:val="1"/>
+  <w:num w:numId="8">
+    <w:abstractNumId w:val="3"/>
   </w:num>
-  <w:num w:numId="3">
-    <w:abstractNumId w:val="2"/>
+  <w:num w:numId="9">
+    <w:abstractNumId w:val="9"/>
+  </w:num>
+  <w:num w:numId="10">
+    <w:abstractNumId w:val="4"/>
   </w:num>
 </w:numbering>
 </file>
@@ -2009,6 +3574,42 @@
       <w:contextualSpacing/>
     </w:pPr>
   </w:style>
+  <w:style w:type="character" w:styleId="a4">
+    <w:name w:val="Hyperlink"/>
+    <w:basedOn w:val="a0"/>
+    <w:uiPriority w:val="99"/>
+    <w:unhideWhenUsed/>
+    <w:rsid w:val="009D4DD7"/>
+    <w:rPr>
+      <w:color w:val="0563C1" w:themeColor="hyperlink"/>
+      <w:u w:val="single"/>
+    </w:rPr>
+  </w:style>
+  <w:style w:type="character" w:styleId="a5">
+    <w:name w:val="Unresolved Mention"/>
+    <w:basedOn w:val="a0"/>
+    <w:uiPriority w:val="99"/>
+    <w:semiHidden/>
+    <w:unhideWhenUsed/>
+    <w:rsid w:val="009D4DD7"/>
+    <w:rPr>
+      <w:color w:val="605E5C"/>
+      <w:shd w:val="clear" w:color="auto" w:fill="E1DFDD"/>
+    </w:rPr>
+  </w:style>
+  <w:style w:type="character" w:styleId="HTML">
+    <w:name w:val="HTML Code"/>
+    <w:basedOn w:val="a0"/>
+    <w:uiPriority w:val="99"/>
+    <w:semiHidden/>
+    <w:unhideWhenUsed/>
+    <w:rsid w:val="003A5711"/>
+    <w:rPr>
+      <w:rFonts w:ascii="Courier New" w:eastAsia="Times New Roman" w:hAnsi="Courier New" w:cs="Courier New"/>
+      <w:sz w:val="20"/>
+      <w:szCs w:val="20"/>
+    </w:rPr>
+  </w:style>
 </w:styles>
 </file>
 
